--- a/zh-cn/complete-production-log-zh-cn.docx
+++ b/zh-cn/complete-production-log-zh-cn.docx
@@ -3470,7 +3470,7 @@
           <w:spacing w:val="0"/>
           <w:color w:val="0E121D"/>
         </w:rPr>
-        <w:t xml:space="preserve">我选择比特币波动率预测，是因为它让我能够把数学、统计学、计算机技术和一个应用型金融问题结合起来。波动率与风险有关，研究结果可以定量评价，历史市场数据也能支持可复现的成果。这个项目同样适合开展批判性评价，因为更复杂的预测模型不一定更准确、更容易解释或更实用。在使用这段文字前，我会确认它反映的是我真实的初始思考，而不是仅仅反映仓库后来形成的方向。</w:t>
+        <w:t xml:space="preserve">我选择研究比特币波动率预测，是因为它能结合我对数学、计算机和金融的兴趣，也提供了一个可以用真实数据检验的问题。这个主题还让我比较：更复杂的方法是否真的带来有用改进。使用这段文字前，我会确认它与自己项目开始时的真实想法一致。</w:t>
       </w:r>
       <w:r>
         <w:rPr>
@@ -3554,7 +3554,7 @@
           <w:spacing w:val="0"/>
           <w:color w:val="0E121D"/>
         </w:rPr>
-        <w:t xml:space="preserve">实际查阅的初步来源</w:t>
+        <w:t xml:space="preserve">实际查阅的初步资料</w:t>
       </w:r>
     </w:p>
     <w:p>
@@ -3593,7 +3593,7 @@
           <w:spacing w:val="0"/>
           <w:color w:val="0E121D"/>
         </w:rPr>
-        <w:t xml:space="preserve">真实的初期导师意见</w:t>
+        <w:t xml:space="preserve">真实的初始导师意见</w:t>
       </w:r>
     </w:p>
     <w:p>
@@ -3632,7 +3632,7 @@
           <w:spacing w:val="0"/>
           <w:color w:val="0E121D"/>
         </w:rPr>
-        <w:t xml:space="preserve">初次会议后作出的修改</w:t>
+        <w:t xml:space="preserve">初次会议后作出的调整</w:t>
       </w:r>
     </w:p>
     <w:p>
@@ -3716,7 +3716,7 @@
           <w:spacing w:val="0"/>
           <w:color w:val="0E121D"/>
         </w:rPr>
-        <w:t xml:space="preserve">第一份受版本控制提案中记录的拟议标题：</w:t>
+        <w:t xml:space="preserve">第一份有记录提案中的拟议标题：</w:t>
       </w:r>
       <w:r>
         <w:rPr>
@@ -3752,7 +3752,7 @@
           <w:spacing w:val="0"/>
           <w:color w:val="0E121D"/>
         </w:rPr>
-        <w:t xml:space="preserve"> 批判性评价机器学习方法与传统统计方法在比特币波动率预测中的预测能力、可解释性、计算实用性和实际局限。</w:t>
+        <w:t xml:space="preserve"> 比较几种预测比特币波动率的方法，并判断较复杂的机器学习方法所带来的额外好处是否足以支持使用它们。</w:t>
       </w:r>
     </w:p>
     <w:p>
@@ -3806,7 +3806,7 @@
           <w:spacing w:val="0"/>
           <w:color w:val="0E121D"/>
         </w:rPr>
-        <w:t xml:space="preserve">研究对数收益率、已实现波动率和 GARCH 类模型。</w:t>
+        <w:t xml:space="preserve">阅读比特币收益率、波动率和所选预测方法的资料。</w:t>
       </w:r>
     </w:p>
     <w:p>
@@ -3834,7 +3834,7 @@
           <w:spacing w:val="0"/>
           <w:color w:val="0E121D"/>
         </w:rPr>
-        <w:t xml:space="preserve">收集每日比特币价格数据并构建已实现波动率目标。</w:t>
+        <w:t xml:space="preserve">收集并整理一套一致的每日比特币数据。</w:t>
       </w:r>
     </w:p>
     <w:p>
@@ -3862,7 +3862,7 @@
           <w:spacing w:val="0"/>
           <w:color w:val="0E121D"/>
         </w:rPr>
-        <w:t xml:space="preserve">实现滚动历史波动率和 GARCH(1,1) 作为统计基准。</w:t>
+        <w:t xml:space="preserve">建立两种清楚的统计比较方法。</w:t>
       </w:r>
     </w:p>
     <w:p>
@@ -3890,7 +3890,7 @@
           <w:spacing w:val="0"/>
           <w:color w:val="0E121D"/>
         </w:rPr>
-        <w:t xml:space="preserve">实现随机森林，并在可行的情况下实现 LSTM。</w:t>
+        <w:t xml:space="preserve">建立随机森林，并在可行时加入 LSTM 进行比较。</w:t>
       </w:r>
     </w:p>
     <w:p>
@@ -3918,7 +3918,7 @@
           <w:spacing w:val="0"/>
           <w:color w:val="0E121D"/>
         </w:rPr>
-        <w:t xml:space="preserve">使用 MAE、MSE 和 RMSE 比较预测。</w:t>
+        <w:t xml:space="preserve">在同一份按时间排序的数据上测试所有方法并比较误差。</w:t>
       </w:r>
     </w:p>
     <w:p>
@@ -3946,7 +3946,7 @@
           <w:spacing w:val="0"/>
           <w:color w:val="0E121D"/>
         </w:rPr>
-        <w:t xml:space="preserve">在考虑可解释性、计算复杂度和项目规模后，判断任何准确率提升是否具有实际意义。</w:t>
+        <w:t xml:space="preserve">在准确性之外，同时考虑是否容易解释、所需时间和重要局限。</w:t>
       </w:r>
     </w:p>
     <w:p>
@@ -4020,7 +4020,7 @@
           <w:spacing w:val="0"/>
           <w:color w:val="0E121D"/>
         </w:rPr>
-        <w:t xml:space="preserve">候选人确认上述内容反映真实初始提案</w:t>
+        <w:t xml:space="preserve">候选人确认内容反映真实初始提案</w:t>
       </w:r>
     </w:p>
     <w:p>
@@ -4073,19 +4073,6 @@
           <w:color w:val="0E121D"/>
         </w:rPr>
         <w:t xml:space="preserve">{{INITIAL_PROPOSAL_DATE}}</w:t>
-      </w:r>
-    </w:p>
-    <w:p>
-      <w:pPr/>
-      <w:r>
-        <w:rPr>
-          <w:rFonts w:ascii="Arial" w:hAnsi="Arial" w:cs="Arial"/>
-          <w:sz w:val="28"/>
-          <w:sz-cs w:val="28"/>
-          <w:spacing w:val="0"/>
-          <w:color w:val="6D6D6D"/>
-        </w:rPr>
-        <w:t xml:space="preserve"/>
       </w:r>
     </w:p>
     <w:p>
@@ -4169,7 +4156,7 @@
           <w:spacing w:val="0"/>
           <w:color w:val="0E121D"/>
         </w:rPr>
-        <w:t xml:space="preserve"> 在预测比特币波动率时，随机森林和长短期记忆网络与滚动历史波动率和 GARCH(1,1) 相比，在准确性、可解释性、计算实用性和稳健性方面表现如何？</w:t>
+        <w:t xml:space="preserve"> 在使用相同比特币数据和测试时段时，随机森林和 LSTM 是否比两种较清楚的统计方法带来有用改进，并且是否仍适合本项目实际使用和解释？</w:t>
       </w:r>
     </w:p>
     <w:p>
@@ -4215,7 +4202,7 @@
           <w:spacing w:val="0"/>
           <w:color w:val="0E121D"/>
         </w:rPr>
-        <w:t xml:space="preserve">在提案阶段，我计划使用每日 BTC 价格数据、用于数据处理和建模的 Python、有关波动率预测和机器学习的学术文献、来源评价工作簿、保存的代码与输出，以及按时间顺序进行的评价设计。第一份受版本控制的提案写的是 Yahoo Finance；随后在有记录的项目过程中，数据源改为 Hyperliquid 交易所级 BTC 永续期货 K 线。我会保留这个变化，而不会重写原始提案，假装从一开始就选择了 Hyperliquid。</w:t>
+        <w:t xml:space="preserve">在提案阶段，我计划使用每日比特币数据、有关预测的学术和教学资料、用于整理数据和运行比较的 Python、来源评价工作簿、保存的结果，以及保持时间顺序的测试。第一版计划写的是 Yahoo Finance，但有记录的项目后来改为 Hyperliquid。我会保留这次变化，而不是重写最初计划。</w:t>
       </w:r>
       <w:r>
         <w:rPr>
@@ -4312,7 +4299,7 @@
           <w:spacing w:val="0"/>
           <w:color w:val="0E121D"/>
         </w:rPr>
-        <w:t xml:space="preserve">每日 BTC 数据；第一份受版本控制的计划写的是 Yahoo Finance</w:t>
+        <w:t xml:space="preserve">每日比特币数据；第一版有记录计划写的是 Yahoo Finance</w:t>
       </w:r>
     </w:p>
     <w:p>
@@ -4338,20 +4325,20 @@
           <w:spacing w:val="0"/>
           <w:color w:val="0E121D"/>
         </w:rPr>
-        <w:t xml:space="preserve">统计理论</w:t>
-      </w:r>
-    </w:p>
-    <w:p>
-      <w:pPr/>
-      <w:r>
-        <w:rPr>
-          <w:rFonts w:ascii="Arial" w:hAnsi="Arial" w:cs="Arial"/>
-          <w:sz w:val="23"/>
-          <w:sz-cs w:val="23"/>
-          <w:spacing w:val="0"/>
-          <w:color w:val="0E121D"/>
-        </w:rPr>
-        <w:t xml:space="preserve">对数收益率、已实现波动率和 GARCH 文献</w:t>
+        <w:t xml:space="preserve">背景阅读</w:t>
+      </w:r>
+    </w:p>
+    <w:p>
+      <w:pPr/>
+      <w:r>
+        <w:rPr>
+          <w:rFonts w:ascii="Arial" w:hAnsi="Arial" w:cs="Arial"/>
+          <w:sz w:val="23"/>
+          <w:sz-cs w:val="23"/>
+          <w:spacing w:val="0"/>
+          <w:color w:val="0E121D"/>
+        </w:rPr>
+        <w:t xml:space="preserve">解释收益率、波动率和常见预测方法的资料</w:t>
       </w:r>
     </w:p>
     <w:p>
@@ -4377,20 +4364,20 @@
           <w:spacing w:val="0"/>
           <w:color w:val="0E121D"/>
         </w:rPr>
-        <w:t xml:space="preserve">机器学习</w:t>
-      </w:r>
-    </w:p>
-    <w:p>
-      <w:pPr/>
-      <w:r>
-        <w:rPr>
-          <w:rFonts w:ascii="Arial" w:hAnsi="Arial" w:cs="Arial"/>
-          <w:sz w:val="23"/>
-          <w:sz-cs w:val="23"/>
-          <w:spacing w:val="0"/>
-          <w:color w:val="0E121D"/>
-        </w:rPr>
-        <w:t xml:space="preserve">随机森林和 LSTM 文献</w:t>
+        <w:t xml:space="preserve">比较方法阅读</w:t>
+      </w:r>
+    </w:p>
+    <w:p>
+      <w:pPr/>
+      <w:r>
+        <w:rPr>
+          <w:rFonts w:ascii="Arial" w:hAnsi="Arial" w:cs="Arial"/>
+          <w:sz w:val="23"/>
+          <w:sz-cs w:val="23"/>
+          <w:spacing w:val="0"/>
+          <w:color w:val="0E121D"/>
+        </w:rPr>
+        <w:t xml:space="preserve">解释所选机器学习方法的资料</w:t>
       </w:r>
     </w:p>
     <w:p>
@@ -4416,20 +4403,20 @@
           <w:spacing w:val="0"/>
           <w:color w:val="0E121D"/>
         </w:rPr>
-        <w:t xml:space="preserve">评价方法</w:t>
-      </w:r>
-    </w:p>
-    <w:p>
-      <w:pPr/>
-      <w:r>
-        <w:rPr>
-          <w:rFonts w:ascii="Arial" w:hAnsi="Arial" w:cs="Arial"/>
-          <w:sz w:val="23"/>
-          <w:sz-cs w:val="23"/>
-          <w:spacing w:val="0"/>
-          <w:color w:val="0E121D"/>
-        </w:rPr>
-        <w:t xml:space="preserve">MAE、MSE、RMSE 和按时间顺序划分训练/测试集</w:t>
+        <w:t xml:space="preserve">评价方式</w:t>
+      </w:r>
+    </w:p>
+    <w:p>
+      <w:pPr/>
+      <w:r>
+        <w:rPr>
+          <w:rFonts w:ascii="Arial" w:hAnsi="Arial" w:cs="Arial"/>
+          <w:sz w:val="23"/>
+          <w:sz-cs w:val="23"/>
+          <w:spacing w:val="0"/>
+          <w:color w:val="0E121D"/>
+        </w:rPr>
+        <w:t xml:space="preserve">常用误差指标，以及保持原有时间顺序的测试</w:t>
       </w:r>
     </w:p>
     <w:p>
@@ -4468,7 +4455,7 @@
           <w:spacing w:val="0"/>
           <w:color w:val="0E121D"/>
         </w:rPr>
-        <w:t xml:space="preserve">Python 或 Notebook 环境、来源评价工作簿、脚本、输出表和图表</w:t>
+        <w:t xml:space="preserve">Python、来源评价工作簿、保存的表格和图表</w:t>
       </w:r>
     </w:p>
     <w:p>
@@ -4848,7 +4835,7 @@
           <w:spacing w:val="0"/>
           <w:color w:val="0E121D"/>
         </w:rPr>
-        <w:t xml:space="preserve"> 批判性评价机器学习方法相较透明统计方法所增加的复杂度，在比特币波动率预测中是否值得。</w:t>
+        <w:t xml:space="preserve"> 判断所选机器学习方法增加的复杂程度，与较清楚的统计预测方法相比是否值得。</w:t>
       </w:r>
     </w:p>
     <w:p>
@@ -4902,7 +4889,7 @@
           <w:spacing w:val="0"/>
           <w:color w:val="0E121D"/>
         </w:rPr>
-        <w:t xml:space="preserve">解释收益率和波动率的数学基础。</w:t>
+        <w:t xml:space="preserve">用容易理解的语言解释比特币收益率和波动率的关键概念。</w:t>
       </w:r>
     </w:p>
     <w:p>
@@ -4930,7 +4917,7 @@
           <w:spacing w:val="0"/>
           <w:color w:val="0E121D"/>
         </w:rPr>
-        <w:t xml:space="preserve">构建可复现的每日 BTC 数据集和已实现波动率目标。</w:t>
+        <w:t xml:space="preserve">为比较准备一套可靠的每日比特币数据。</w:t>
       </w:r>
     </w:p>
     <w:p>
@@ -4958,7 +4945,7 @@
           <w:spacing w:val="0"/>
           <w:color w:val="0E121D"/>
         </w:rPr>
-        <w:t xml:space="preserve">实现滚动历史波动率和 GARCH(1,1)。</w:t>
+        <w:t xml:space="preserve">建立两种统计参照方法。</w:t>
       </w:r>
     </w:p>
     <w:p>
@@ -4986,7 +4973,7 @@
           <w:spacing w:val="0"/>
           <w:color w:val="0E121D"/>
         </w:rPr>
-        <w:t xml:space="preserve">实现随机森林，并在基准流程稳定后尝试小型 LSTM。</w:t>
+        <w:t xml:space="preserve">在第一轮比较能够正常进行后，建立随机森林并尝试小型 LSTM。</w:t>
       </w:r>
     </w:p>
     <w:p>
@@ -5014,7 +5001,7 @@
           <w:spacing w:val="0"/>
           <w:color w:val="0E121D"/>
         </w:rPr>
-        <w:t xml:space="preserve">保持时间顺序，并评价 MAE、MSE 和 RMSE。</w:t>
+        <w:t xml:space="preserve">保持数据的时间顺序，并用相同误差指标比较所有方法。</w:t>
       </w:r>
     </w:p>
     <w:p>
@@ -5042,7 +5029,7 @@
           <w:spacing w:val="0"/>
           <w:color w:val="0E121D"/>
         </w:rPr>
-        <w:t xml:space="preserve">评价准确性、可解释性、计算实用性和局限。</w:t>
+        <w:t xml:space="preserve">讨论准确性、是否容易解释、实际用途和局限。</w:t>
       </w:r>
     </w:p>
     <w:p>
@@ -5057,7 +5044,7 @@
           <w:spacing w:val="0"/>
           <w:color w:val="0E121D"/>
         </w:rPr>
-        <w:t xml:space="preserve">后来增加的滞后线性回归、备选目标窗口、测试分段、扩展窗口折、波动率状态、bootstrap 不确定性、随机森林诊断和多随机种子 LSTM 检查，应记录在后续审查中，而不是放入原始提案部分。</w:t>
+        <w:t xml:space="preserve">后来增加的检查属于阶段审查内容，因为它们并不在原始提案中。</w:t>
       </w:r>
     </w:p>
     <w:p>
@@ -6021,7 +6008,7 @@
           <w:spacing w:val="0"/>
           <w:color w:val="0E121D"/>
         </w:rPr>
-        <w:t xml:space="preserve">我把项目从宽泛的加密货币预测想法缩小为聚焦的比特币波动率预测比较。我计划先建立透明基准，再实现机器学习；保持时间顺序；保存原始数据和处理后数据；并导出表格和图表，而不是依赖截图。我还把评价范围从准确性扩展到可解释性、计算实用性和有用性，因为较低的误差不会自动证明更不透明的模型值得使用。</w:t>
+        <w:t xml:space="preserve">我把项目从宽泛的加密货币预测想法收窄为聚焦的比特币波动率比较。我计划从容易理解的参照方法开始，保持日期顺序，同时保存原始数据和整理后的数据，并制作可以检查的表格与图表。我还决定在准确性之外比较清晰度和实用性，因为稍低的误差并不会自动让更复杂的方法成为更好选择。</w:t>
       </w:r>
       <w:r>
         <w:rPr>
@@ -6121,7 +6108,7 @@
           <w:spacing w:val="0"/>
           <w:color w:val="0E121D"/>
         </w:rPr>
-        <w:t xml:space="preserve">细化问题、总目标和具体目标</w:t>
+        <w:t xml:space="preserve">细化问题和具体目标</w:t>
       </w:r>
     </w:p>
     <w:p>
@@ -6147,7 +6134,7 @@
           <w:spacing w:val="0"/>
           <w:color w:val="0E121D"/>
         </w:rPr>
-        <w:t xml:space="preserve">候选人提案、报告大纲和导师反馈概述</w:t>
+        <w:t xml:space="preserve">候选人提案、报告大纲和反馈概述</w:t>
       </w:r>
     </w:p>
     <w:p>
@@ -6277,7 +6264,7 @@
           <w:spacing w:val="0"/>
           <w:color w:val="0E121D"/>
         </w:rPr>
-        <w:t xml:space="preserve">下载并清洗 BTC 数据</w:t>
+        <w:t xml:space="preserve">下载、检查并整理比特币数据</w:t>
       </w:r>
     </w:p>
     <w:p>
@@ -6303,7 +6290,7 @@
           <w:spacing w:val="0"/>
           <w:color w:val="0E121D"/>
         </w:rPr>
-        <w:t xml:space="preserve">原始存档、处理后数据集和数据说明</w:t>
+        <w:t xml:space="preserve">原始数据、整理后数据集和数据说明</w:t>
       </w:r>
     </w:p>
     <w:p>
@@ -6329,7 +6316,7 @@
           <w:spacing w:val="0"/>
           <w:color w:val="0E121D"/>
         </w:rPr>
-        <w:t xml:space="preserve">实现滚动波动率和 GARCH</w:t>
+        <w:t xml:space="preserve">建立前两种比较方法</w:t>
       </w:r>
     </w:p>
     <w:p>
@@ -6355,7 +6342,7 @@
           <w:spacing w:val="0"/>
           <w:color w:val="0E121D"/>
         </w:rPr>
-        <w:t xml:space="preserve">Python 流程和输出</w:t>
+        <w:t xml:space="preserve">保存的工作和结果表</w:t>
       </w:r>
     </w:p>
     <w:p>
@@ -6381,7 +6368,7 @@
           <w:spacing w:val="0"/>
           <w:color w:val="0E121D"/>
         </w:rPr>
-        <w:t xml:space="preserve">实现随机森林和首个 LSTM 原型</w:t>
+        <w:t xml:space="preserve">建立两种机器学习比较</w:t>
       </w:r>
     </w:p>
     <w:p>
@@ -6407,7 +6394,7 @@
           <w:spacing w:val="0"/>
           <w:color w:val="0E121D"/>
         </w:rPr>
-        <w:t xml:space="preserve">Python 流程、模型设置和输出</w:t>
+        <w:t xml:space="preserve">保存的工作、设置和结果</w:t>
       </w:r>
     </w:p>
     <w:p>
@@ -6433,7 +6420,7 @@
           <w:spacing w:val="0"/>
           <w:color w:val="0E121D"/>
         </w:rPr>
-        <w:t xml:space="preserve">比较模型</w:t>
+        <w:t xml:space="preserve">比较结果</w:t>
       </w:r>
     </w:p>
     <w:p>
@@ -6459,7 +6446,7 @@
           <w:spacing w:val="0"/>
           <w:color w:val="0E121D"/>
         </w:rPr>
-        <w:t xml:space="preserve">MAE、MSE、RMSE 和预测图</w:t>
+        <w:t xml:space="preserve">误差表和预测图</w:t>
       </w:r>
     </w:p>
     <w:p>
@@ -6615,7 +6602,7 @@
           <w:spacing w:val="0"/>
           <w:color w:val="0E121D"/>
         </w:rPr>
-        <w:t xml:space="preserve">幻灯片材料、讲稿、问答准备和最终反思</w:t>
+        <w:t xml:space="preserve">幻灯片、讲稿、问答准备和反思</w:t>
       </w:r>
     </w:p>
     <w:p>
@@ -6630,7 +6617,7 @@
           <w:spacing w:val="0"/>
           <w:color w:val="0E121D"/>
         </w:rPr>
-        <w:t xml:space="preserve">以上是有记录的目标日期，并不能证明每项审查或任务确实在相应日期完成。</w:t>
+        <w:t xml:space="preserve">这些日期说明原定计划，并不证明每项任务都在目标日期完成。</w:t>
       </w:r>
     </w:p>
     <w:p>
@@ -6733,7 +6720,7 @@
           <w:spacing w:val="0"/>
           <w:color w:val="0E121D"/>
         </w:rPr>
-        <w:t xml:space="preserve">在项目规模内，深入研究比浅层多资产比较更可行。</w:t>
+        <w:t xml:space="preserve">只研究一种资产能让项目更深入，也更容易管理。</w:t>
       </w:r>
     </w:p>
     <w:p>
@@ -6759,20 +6746,20 @@
           <w:spacing w:val="0"/>
           <w:color w:val="0E121D"/>
         </w:rPr>
-        <w:t xml:space="preserve">使用滚动波动率和 GARCH 作为基准</w:t>
-      </w:r>
-    </w:p>
-    <w:p>
-      <w:pPr/>
-      <w:r>
-        <w:rPr>
-          <w:rFonts w:ascii="Arial" w:hAnsi="Arial" w:cs="Arial"/>
-          <w:sz w:val="23"/>
-          <w:sz-cs w:val="23"/>
-          <w:spacing w:val="0"/>
-          <w:color w:val="0E121D"/>
-        </w:rPr>
-        <w:t xml:space="preserve">滚动波动率提供透明的最低基准；GARCH 则直接建模波动率聚集。</w:t>
+        <w:t xml:space="preserve">从两种清楚的参照方法开始</w:t>
+      </w:r>
+    </w:p>
+    <w:p>
+      <w:pPr/>
+      <w:r>
+        <w:rPr>
+          <w:rFonts w:ascii="Arial" w:hAnsi="Arial" w:cs="Arial"/>
+          <w:sz w:val="23"/>
+          <w:sz-cs w:val="23"/>
+          <w:spacing w:val="0"/>
+          <w:color w:val="0E121D"/>
+        </w:rPr>
+        <w:t xml:space="preserve">它们提供容易理解的结果，用于判断后续方法是否真的更好。</w:t>
       </w:r>
     </w:p>
     <w:p>
@@ -6798,20 +6785,20 @@
           <w:spacing w:val="0"/>
           <w:color w:val="0E121D"/>
         </w:rPr>
-        <w:t xml:space="preserve">使用随机森林和 LSTM 作为主要机器学习比较</w:t>
-      </w:r>
-    </w:p>
-    <w:p>
-      <w:pPr/>
-      <w:r>
-        <w:rPr>
-          <w:rFonts w:ascii="Arial" w:hAnsi="Arial" w:cs="Arial"/>
-          <w:sz w:val="23"/>
-          <w:sz-cs w:val="23"/>
-          <w:spacing w:val="0"/>
-          <w:color w:val="0E121D"/>
-        </w:rPr>
-        <w:t xml:space="preserve">这两个模型分别检验非线性滞后关系和序列学习，不需要加入大量无关模型类别。</w:t>
+        <w:t xml:space="preserve">比较随机森林和 LSTM</w:t>
+      </w:r>
+    </w:p>
+    <w:p>
+      <w:pPr/>
+      <w:r>
+        <w:rPr>
+          <w:rFonts w:ascii="Arial" w:hAnsi="Arial" w:cs="Arial"/>
+          <w:sz w:val="23"/>
+          <w:sz-cs w:val="23"/>
+          <w:spacing w:val="0"/>
+          <w:color w:val="0E121D"/>
+        </w:rPr>
+        <w:t xml:space="preserve">它们代表两种不同的机器学习思路，同时不会让项目范围过大。</w:t>
       </w:r>
     </w:p>
     <w:p>
@@ -6837,20 +6824,20 @@
           <w:spacing w:val="0"/>
           <w:color w:val="0E121D"/>
         </w:rPr>
-        <w:t xml:space="preserve">保持时间顺序</w:t>
-      </w:r>
-    </w:p>
-    <w:p>
-      <w:pPr/>
-      <w:r>
-        <w:rPr>
-          <w:rFonts w:ascii="Arial" w:hAnsi="Arial" w:cs="Arial"/>
-          <w:sz w:val="23"/>
-          <w:sz-cs w:val="23"/>
-          <w:spacing w:val="0"/>
-          <w:color w:val="0E121D"/>
-        </w:rPr>
-        <w:t xml:space="preserve">随机打乱会让后期市场信息影响对早期预测的评价。</w:t>
+        <w:t xml:space="preserve">保持原有时间顺序</w:t>
+      </w:r>
+    </w:p>
+    <w:p>
+      <w:pPr/>
+      <w:r>
+        <w:rPr>
+          <w:rFonts w:ascii="Arial" w:hAnsi="Arial" w:cs="Arial"/>
+          <w:sz w:val="23"/>
+          <w:sz-cs w:val="23"/>
+          <w:spacing w:val="0"/>
+          <w:color w:val="0E121D"/>
+        </w:rPr>
+        <w:t xml:space="preserve">使用未来信息来评价较早的预测并不公平。</w:t>
       </w:r>
     </w:p>
     <w:p>
@@ -6889,7 +6876,7 @@
           <w:spacing w:val="0"/>
           <w:color w:val="0E121D"/>
         </w:rPr>
-        <w:t xml:space="preserve">项目转向一个明确的交易所级 BTC 永续期货市场，而不是聚合型财经网站。</w:t>
+        <w:t xml:space="preserve">这使项目对应一个界定清楚的比特币市场。</w:t>
       </w:r>
     </w:p>
     <w:p>
@@ -6928,7 +6915,7 @@
           <w:spacing w:val="0"/>
           <w:color w:val="0E121D"/>
         </w:rPr>
-        <w:t xml:space="preserve">可解释性、实测运行时间、结构复杂度和稳健性会影响额外复杂度是否值得。</w:t>
+        <w:t xml:space="preserve">是否容易解释、所需时间和结果是否稳定，也会影响额外复杂度是否有用。</w:t>
       </w:r>
     </w:p>
     <w:p>
@@ -6959,7 +6946,7 @@
           <w:spacing w:val="0"/>
           <w:color w:val="0E121D"/>
         </w:rPr>
-        <w:t xml:space="preserve">仓库包含一份候选人一侧的概述，称比较不应只是按 MAE 或 RMSE 排名，并应更明确地定义“比较分析”。它不是经过认证的导师引语。</w:t>
+        <w:t xml:space="preserve">仓库包含一份候选人一侧的概述，建议比较不应只是排列误差数值，还应更清楚地解释具体比较了哪些方面。它不是经过认证的导师原话。</w:t>
       </w:r>
     </w:p>
     <w:p>
@@ -7124,7 +7111,7 @@
           <w:spacing w:val="0"/>
           <w:color w:val="0E121D"/>
         </w:rPr>
-        <w:t xml:space="preserve">我把计划中的比较扩展为模型特定的可解释性证据、实测本地运行时间、结构规模、可复现性和稳健性。候选人确认：{{PLANNING_RESPONSE_CONFIRMED}}</w:t>
+        <w:t xml:space="preserve">我增加了更清楚的比较方面，包括是否容易解释、所需时间、能否重复，以及进一步检查后结果是否相近。候选人确认：{{PLANNING_RESPONSE_CONFIRMED}}</w:t>
       </w:r>
     </w:p>
     <w:p>
@@ -7418,7 +7405,7 @@
           <w:spacing w:val="0"/>
           <w:color w:val="0E121D"/>
         </w:rPr>
-        <w:t xml:space="preserve">时间表把 2026-07-05 记录为本次审查的目标日期，但仓库不能证明正式导师审查确实发生在这一天。正式日期仍为 {{MID_REVIEW_DATE}}。</w:t>
+        <w:t xml:space="preserve">时间表把 2026-07-05 记录为本次审查的目标日期，但仓库不能证明正式审查确实在当天进行。正式日期仍为 {{MID_REVIEW_DATE}}。</w:t>
       </w:r>
     </w:p>
     <w:p>
@@ -7448,7 +7435,7 @@
           <w:spacing w:val="0"/>
           <w:color w:val="0E121D"/>
         </w:rPr>
-        <w:t xml:space="preserve">项目总体遵循了计划中的主题，但出现了重要发展。比特币仍是核心资产，而以太坊被删除，使主要比较可以更深入。Hyperliquid 取代了最初计划的 Yahoo Finance 数据源。首个建模流程建立了滚动波动率、GARCH 和基于特征的模型，并增加滞后线性回归，用作透明检查，以判断工程化特征是否需要非线性模型。评价仍按时间顺序进行。我也认识到，每日滚动波动率只是潜在波动率的一个高度重叠代理，因此研究结果的推广范围受到限制。</w:t>
+        <w:t xml:space="preserve">项目保留了比特币这一主要主题，但研究范围变得更集中。我删除了以太坊，以便更深入地研究一个市场，并把数据源从 Yahoo Finance 改为 Hyperliquid。我建立了计划中的比较方法，也增加了一种额外的简单方法，用来检查较复杂方法是否真的有必要。我保持数据的时间顺序，并更谨慎地说明所选每日波动率只是估计值，因此结论不应被过度推广。</w:t>
       </w:r>
       <w:r>
         <w:rPr>
@@ -7548,20 +7535,20 @@
           <w:spacing w:val="0"/>
           <w:color w:val="0E121D"/>
         </w:rPr>
-        <w:t xml:space="preserve">每日已实现波动率是代理变量，而非直接观测到的潜在波动率</w:t>
-      </w:r>
-    </w:p>
-    <w:p>
-      <w:pPr/>
-      <w:r>
-        <w:rPr>
-          <w:rFonts w:ascii="Arial" w:hAnsi="Arial" w:cs="Arial"/>
-          <w:sz w:val="23"/>
-          <w:sz-cs w:val="23"/>
-          <w:spacing w:val="0"/>
-          <w:color w:val="0E121D"/>
-        </w:rPr>
-        <w:t xml:space="preserve">明确定义目标，并在整篇报告中说明这一局限。</w:t>
+        <w:t xml:space="preserve">项目只能间接衡量波动率</w:t>
+      </w:r>
+    </w:p>
+    <w:p>
+      <w:pPr/>
+      <w:r>
+        <w:rPr>
+          <w:rFonts w:ascii="Arial" w:hAnsi="Arial" w:cs="Arial"/>
+          <w:sz w:val="23"/>
+          <w:sz-cs w:val="23"/>
+          <w:spacing w:val="0"/>
+          <w:color w:val="0E121D"/>
+        </w:rPr>
+        <w:t xml:space="preserve">清楚定义衡量方式，并持续说明这一局限。</w:t>
       </w:r>
     </w:p>
     <w:p>
@@ -7587,20 +7574,20 @@
           <w:spacing w:val="0"/>
           <w:color w:val="0E121D"/>
         </w:rPr>
-        <w:t xml:space="preserve">滚动目标在相邻日期之间高度重叠</w:t>
-      </w:r>
-    </w:p>
-    <w:p>
-      <w:pPr/>
-      <w:r>
-        <w:rPr>
-          <w:rFonts w:ascii="Arial" w:hAnsi="Arial" w:cs="Arial"/>
-          <w:sz w:val="23"/>
-          <w:sz-cs w:val="23"/>
-          <w:spacing w:val="0"/>
-          <w:color w:val="0E121D"/>
-        </w:rPr>
-        <w:t xml:space="preserve">保持时间顺序，避免把各观测值当作独立样本。</w:t>
+        <w:t xml:space="preserve">相邻日期的结果关系较强</w:t>
+      </w:r>
+    </w:p>
+    <w:p>
+      <w:pPr/>
+      <w:r>
+        <w:rPr>
+          <w:rFonts w:ascii="Arial" w:hAnsi="Arial" w:cs="Arial"/>
+          <w:sz w:val="23"/>
+          <w:sz-cs w:val="23"/>
+          <w:spacing w:val="0"/>
+          <w:color w:val="0E121D"/>
+        </w:rPr>
+        <w:t xml:space="preserve">保持日期顺序，不把每一行都当作完全独立。</w:t>
       </w:r>
     </w:p>
     <w:p>
@@ -7626,20 +7613,20 @@
           <w:spacing w:val="0"/>
           <w:color w:val="0E121D"/>
         </w:rPr>
-        <w:t xml:space="preserve">数据集对深度学习而言较小</w:t>
-      </w:r>
-    </w:p>
-    <w:p>
-      <w:pPr/>
-      <w:r>
-        <w:rPr>
-          <w:rFonts w:ascii="Arial" w:hAnsi="Arial" w:cs="Arial"/>
-          <w:sz w:val="23"/>
-          <w:sz-cs w:val="23"/>
-          <w:spacing w:val="0"/>
-          <w:color w:val="0E121D"/>
-        </w:rPr>
-        <w:t xml:space="preserve">保持 LSTM 规模适中，使用按时间顺序的验证，并报告架构和训练证据。</w:t>
+        <w:t xml:space="preserve">对最复杂的方法而言，数据量不大</w:t>
+      </w:r>
+    </w:p>
+    <w:p>
+      <w:pPr/>
+      <w:r>
+        <w:rPr>
+          <w:rFonts w:ascii="Arial" w:hAnsi="Arial" w:cs="Arial"/>
+          <w:sz w:val="23"/>
+          <w:sz-cs w:val="23"/>
+          <w:spacing w:val="0"/>
+          <w:color w:val="0E121D"/>
+        </w:rPr>
+        <w:t xml:space="preserve">控制该方法的规模，并谨慎比较。</w:t>
       </w:r>
     </w:p>
     <w:p>
@@ -7665,20 +7652,20 @@
           <w:spacing w:val="0"/>
           <w:color w:val="0E121D"/>
         </w:rPr>
-        <w:t xml:space="preserve">机器学习模型更难解释</w:t>
-      </w:r>
-    </w:p>
-    <w:p>
-      <w:pPr/>
-      <w:r>
-        <w:rPr>
-          <w:rFonts w:ascii="Arial" w:hAnsi="Arial" w:cs="Arial"/>
-          <w:sz w:val="23"/>
-          <w:sz-cs w:val="23"/>
-          <w:spacing w:val="0"/>
-          <w:color w:val="0E121D"/>
-        </w:rPr>
-        <w:t xml:space="preserve">导出模型特定证据，不宣称复杂度本身有用。</w:t>
+        <w:t xml:space="preserve">部分方法更难解释</w:t>
+      </w:r>
+    </w:p>
+    <w:p>
+      <w:pPr/>
+      <w:r>
+        <w:rPr>
+          <w:rFonts w:ascii="Arial" w:hAnsi="Arial" w:cs="Arial"/>
+          <w:sz w:val="23"/>
+          <w:sz-cs w:val="23"/>
+          <w:spacing w:val="0"/>
+          <w:color w:val="0E121D"/>
+        </w:rPr>
+        <w:t xml:space="preserve">把清晰度加入最终判断。</w:t>
       </w:r>
     </w:p>
     <w:p>
@@ -7704,20 +7691,20 @@
           <w:spacing w:val="0"/>
           <w:color w:val="0E121D"/>
         </w:rPr>
-        <w:t xml:space="preserve">早期输出可能存在实现错误</w:t>
-      </w:r>
-    </w:p>
-    <w:p>
-      <w:pPr/>
-      <w:r>
-        <w:rPr>
-          <w:rFonts w:ascii="Arial" w:hAnsi="Arial" w:cs="Arial"/>
-          <w:sz w:val="23"/>
-          <w:sz-cs w:val="23"/>
-          <w:spacing w:val="0"/>
-          <w:color w:val="0E121D"/>
-        </w:rPr>
-        <w:t xml:space="preserve">在把排名视为最终结果前，审计对齐、缩放、目标构建和预测日期。</w:t>
+        <w:t xml:space="preserve">早期结果可能包含数据或日期错误</w:t>
+      </w:r>
+    </w:p>
+    <w:p>
+      <w:pPr/>
+      <w:r>
+        <w:rPr>
+          <w:rFonts w:ascii="Arial" w:hAnsi="Arial" w:cs="Arial"/>
+          <w:sz w:val="23"/>
+          <w:sz-cs w:val="23"/>
+          <w:spacing w:val="0"/>
+          <w:color w:val="0E121D"/>
+        </w:rPr>
+        <w:t xml:space="preserve">接受排名前先核对日期、输入数据和计算。</w:t>
       </w:r>
     </w:p>
     <w:p>
@@ -7743,20 +7730,20 @@
           <w:spacing w:val="0"/>
           <w:color w:val="0E121D"/>
         </w:rPr>
-        <w:t xml:space="preserve">项目进行过程中没有始终同步记录管理活动</w:t>
-      </w:r>
-    </w:p>
-    <w:p>
-      <w:pPr/>
-      <w:r>
-        <w:rPr>
-          <w:rFonts w:ascii="Arial" w:hAnsi="Arial" w:cs="Arial"/>
-          <w:sz w:val="23"/>
-          <w:sz-cs w:val="23"/>
-          <w:spacing w:val="0"/>
-          <w:color w:val="0E121D"/>
-        </w:rPr>
-        <w:t xml:space="preserve">使用 Git、保存的输出和带日期文件建立基于证据的每周时间线，并明确保留空白。</w:t>
+        <w:t xml:space="preserve">之前没有一直记录每周管理活动</w:t>
+      </w:r>
+    </w:p>
+    <w:p>
+      <w:pPr/>
+      <w:r>
+        <w:rPr>
+          <w:rFonts w:ascii="Arial" w:hAnsi="Arial" w:cs="Arial"/>
+          <w:sz w:val="23"/>
+          <w:sz-cs w:val="23"/>
+          <w:spacing w:val="0"/>
+          <w:color w:val="0E121D"/>
+        </w:rPr>
+        <w:t xml:space="preserve">只还原保存证据能够支持的内容，并保留空白。</w:t>
       </w:r>
     </w:p>
     <w:p>
@@ -8044,7 +8031,7 @@
           <w:spacing w:val="0"/>
           <w:color w:val="0E121D"/>
         </w:rPr>
-        <w:t xml:space="preserve"> 评价随机森林和 LSTM 相较透明统计方法所增加的复杂度，在比特币波动率预测中是否值得。</w:t>
+        <w:t xml:space="preserve"> 判断随机森林和 LSTM 与较清楚的统计方法相比，是否带来足够好处来支持其额外复杂度。</w:t>
       </w:r>
     </w:p>
     <w:p>
@@ -8098,7 +8085,7 @@
           <w:spacing w:val="0"/>
           <w:color w:val="0E121D"/>
         </w:rPr>
-        <w:t xml:space="preserve">定义对数收益率和滚动已实现波动率目标。</w:t>
+        <w:t xml:space="preserve">解释项目所选的比特币波动率衡量方式。</w:t>
       </w:r>
     </w:p>
     <w:p>
@@ -8126,7 +8113,7 @@
           <w:spacing w:val="0"/>
           <w:color w:val="0E121D"/>
         </w:rPr>
-        <w:t xml:space="preserve">收集并质量检查 Hyperliquid 每日 BTC 永续期货 K 线。</w:t>
+        <w:t xml:space="preserve">收集、整理并检查每日比特币数据。</w:t>
       </w:r>
     </w:p>
     <w:p>
@@ -8154,7 +8141,7 @@
           <w:spacing w:val="0"/>
           <w:color w:val="0E121D"/>
         </w:rPr>
-        <w:t xml:space="preserve">实现滚动历史波动率、GARCH(1,1)、滞后线性回归、随机森林和 LSTM。</w:t>
+        <w:t xml:space="preserve">建立所选统计和机器学习比较方法。</w:t>
       </w:r>
     </w:p>
     <w:p>
@@ -8182,7 +8169,7 @@
           <w:spacing w:val="0"/>
           <w:color w:val="0E121D"/>
         </w:rPr>
-        <w:t xml:space="preserve">使用按时间顺序的验证以及共同的 MAE、MSE 和 RMSE 指标。</w:t>
+        <w:t xml:space="preserve">在同一份按时间顺序排列的数据上测试所有方法。</w:t>
       </w:r>
     </w:p>
     <w:p>
@@ -8210,7 +8197,7 @@
           <w:spacing w:val="0"/>
           <w:color w:val="0E121D"/>
         </w:rPr>
-        <w:t xml:space="preserve">比较解释证据、实测运行时间、结构复杂度和可复现性。</w:t>
+        <w:t xml:space="preserve">比较准确性、清晰度、所需时间和能否重复。</w:t>
       </w:r>
     </w:p>
     <w:p>
@@ -8238,7 +8225,7 @@
           <w:spacing w:val="0"/>
           <w:color w:val="0E121D"/>
         </w:rPr>
-        <w:t xml:space="preserve">审计时间对齐、缩放和目标构建。</w:t>
+        <w:t xml:space="preserve">检查日期、数据准备和结果是否正确对应。</w:t>
       </w:r>
     </w:p>
     <w:p>
@@ -8266,7 +8253,7 @@
           <w:spacing w:val="0"/>
           <w:color w:val="0E121D"/>
         </w:rPr>
-        <w:t xml:space="preserve">检查结论在备选窗口和后续稳健性检查中是否保持稳定。</w:t>
+        <w:t xml:space="preserve">用几种合理方式重复比较，观察结论是否改变。</w:t>
       </w:r>
     </w:p>
     <w:p>
@@ -8294,7 +8281,7 @@
           <w:spacing w:val="0"/>
           <w:color w:val="0E121D"/>
         </w:rPr>
-        <w:t xml:space="preserve">针对本数据集和实现方式给出有边界的结论。</w:t>
+        <w:t xml:space="preserve">给出仅适用于本项目的谨慎结论。</w:t>
       </w:r>
     </w:p>
     <w:p>
@@ -8338,7 +8325,7 @@
           <w:spacing w:val="0"/>
           <w:color w:val="0E121D"/>
         </w:rPr>
-        <w:t xml:space="preserve">完成 LSTM，并确认验证和缩放只使用训练期信息。</w:t>
+        <w:t xml:space="preserve">完成最后一种计划方法，并检查它只使用当时能够获得的信息。</w:t>
       </w:r>
     </w:p>
     <w:p>
@@ -8366,7 +8353,7 @@
           <w:spacing w:val="0"/>
           <w:color w:val="0E121D"/>
         </w:rPr>
-        <w:t xml:space="preserve">审计 GARCH 预测对齐和滚动目标转换。</w:t>
+        <w:t xml:space="preserve">检查每项预测是否与正确日期和比较值对应。</w:t>
       </w:r>
     </w:p>
     <w:p>
@@ -8394,7 +8381,7 @@
           <w:spacing w:val="0"/>
           <w:color w:val="0E121D"/>
         </w:rPr>
-        <w:t xml:space="preserve">每次发生重要修正后重新运行完整模型集。</w:t>
+        <w:t xml:space="preserve">发生重要修正后，重新进行完整比较。</w:t>
       </w:r>
     </w:p>
     <w:p>
@@ -8422,7 +8409,7 @@
           <w:spacing w:val="0"/>
           <w:color w:val="0E121D"/>
         </w:rPr>
-        <w:t xml:space="preserve">至少增加一个备选波动率窗口。</w:t>
+        <w:t xml:space="preserve">至少尝试一种合理的其他波动率衡量方式。</w:t>
       </w:r>
     </w:p>
     <w:p>
@@ -8450,7 +8437,7 @@
           <w:spacing w:val="0"/>
           <w:color w:val="0E121D"/>
         </w:rPr>
-        <w:t xml:space="preserve">扩充文献综述、方法、结果、讨论和结论。</w:t>
+        <w:t xml:space="preserve">扩展报告中的研究、方法、结果、讨论和结论章节。</w:t>
       </w:r>
     </w:p>
     <w:p>
@@ -8478,7 +8465,7 @@
           <w:spacing w:val="0"/>
           <w:color w:val="0E121D"/>
         </w:rPr>
-        <w:t xml:space="preserve">准备展示材料，并在展示后记录真实问答。</w:t>
+        <w:t xml:space="preserve">准备展示，并在实际完成展示后记录真实问题。</w:t>
       </w:r>
     </w:p>
     <w:p>
@@ -8605,19 +8592,6 @@
           <w:color w:val="0E121D"/>
         </w:rPr>
         <w:t xml:space="preserve">{{MID_REVIEW_SIGNATURE_AND_DATE_OFFICIAL_FORM_ONLY}}</w:t>
-      </w:r>
-    </w:p>
-    <w:p>
-      <w:pPr/>
-      <w:r>
-        <w:rPr>
-          <w:rFonts w:ascii="Arial" w:hAnsi="Arial" w:cs="Arial"/>
-          <w:sz w:val="28"/>
-          <w:sz-cs w:val="28"/>
-          <w:spacing w:val="0"/>
-          <w:color w:val="6D6D6D"/>
-        </w:rPr>
-        <w:t xml:space="preserve"/>
       </w:r>
     </w:p>
     <w:p>
@@ -8679,7 +8653,7 @@
           <w:spacing w:val="0"/>
           <w:color w:val="0E121D"/>
         </w:rPr>
-        <w:t xml:space="preserve">项目成果是一份研究报告，并由可复现的 Python 流程、存档的市场数据、处理后的特征与目标、模型预测、比较表、稳健性输出、原生图表、来源评价和展示准备材料支持。项目遵循了修订后的主题和比较逻辑，但在多次审计后，方法变得更加严格。这些变化是成果发展过程的一部分，而不是从记录中隐藏起来的内容。</w:t>
+        <w:t xml:space="preserve">主要成果是一份研究报告，并由保存的比特币数据、用于运行比较的工作、结果表、图表、来源评价和展示准备材料支持。主题与修订后的计划保持一致，但在我发现日期问题和一条未完成日数据后，检查过程变得更加仔细。我保留了这些变化，因为它们能够说明项目如何发展。</w:t>
       </w:r>
       <w:r>
         <w:rPr>
@@ -8802,20 +8776,20 @@
           <w:spacing w:val="0"/>
           <w:color w:val="0E121D"/>
         </w:rPr>
-        <w:t xml:space="preserve">可复现代码和测试</w:t>
-      </w:r>
-    </w:p>
-    <w:p>
-      <w:pPr/>
-      <w:r>
-        <w:rPr>
-          <w:rFonts w:ascii="Arial" w:hAnsi="Arial" w:cs="Arial"/>
-          <w:sz w:val="23"/>
-          <w:sz-cs w:val="23"/>
-          <w:spacing w:val="0"/>
-          <w:color w:val="0E121D"/>
-        </w:rPr>
-        <w:t xml:space="preserve">code/epq_pipeline、code/tests 和运行脚本；当前通过测试数：39</w:t>
+        <w:t xml:space="preserve">保存的比较工作和检查</w:t>
+      </w:r>
+    </w:p>
+    <w:p>
+      <w:pPr/>
+      <w:r>
+        <w:rPr>
+          <w:rFonts w:ascii="Arial" w:hAnsi="Arial" w:cs="Arial"/>
+          <w:sz w:val="23"/>
+          <w:sz-cs w:val="23"/>
+          <w:spacing w:val="0"/>
+          <w:color w:val="0E121D"/>
+        </w:rPr>
+        <w:t xml:space="preserve">code 文件夹、test 文件夹和运行文件；当前 39 项检查通过</w:t>
       </w:r>
     </w:p>
     <w:p>
@@ -8841,20 +8815,20 @@
           <w:spacing w:val="0"/>
           <w:color w:val="0E121D"/>
         </w:rPr>
-        <w:t xml:space="preserve">市场数据和质量记录</w:t>
-      </w:r>
-    </w:p>
-    <w:p>
-      <w:pPr/>
-      <w:r>
-        <w:rPr>
-          <w:rFonts w:ascii="Arial" w:hAnsi="Arial" w:cs="Arial"/>
-          <w:sz w:val="23"/>
-          <w:sz-cs w:val="23"/>
-          <w:spacing w:val="0"/>
-          <w:color w:val="0E121D"/>
-        </w:rPr>
-        <w:t xml:space="preserve">完整的 Hyperliquid 每日 K 线和质量 JSON；当前保留行数：1,240</w:t>
+        <w:t xml:space="preserve">市场数据和数据质量记录</w:t>
+      </w:r>
+    </w:p>
+    <w:p>
+      <w:pPr/>
+      <w:r>
+        <w:rPr>
+          <w:rFonts w:ascii="Arial" w:hAnsi="Arial" w:cs="Arial"/>
+          <w:sz w:val="23"/>
+          <w:sz-cs w:val="23"/>
+          <w:spacing w:val="0"/>
+          <w:color w:val="0E121D"/>
+        </w:rPr>
+        <w:t xml:space="preserve">完整的 Hyperliquid 每日记录；保留 1,240 个完整日期</w:t>
       </w:r>
     </w:p>
     <w:p>
@@ -8880,20 +8854,20 @@
           <w:spacing w:val="0"/>
           <w:color w:val="0E121D"/>
         </w:rPr>
-        <w:t xml:space="preserve">模型证据</w:t>
-      </w:r>
-    </w:p>
-    <w:p>
-      <w:pPr/>
-      <w:r>
-        <w:rPr>
-          <w:rFonts w:ascii="Arial" w:hAnsi="Arial" w:cs="Arial"/>
-          <w:sz w:val="23"/>
-          <w:sz-cs w:val="23"/>
-          <w:spacing w:val="0"/>
-          <w:color w:val="0E121D"/>
-        </w:rPr>
-        <w:t xml:space="preserve">预测、指标、参数、运行时间、复杂度和诊断输出</w:t>
+        <w:t xml:space="preserve">结果证据</w:t>
+      </w:r>
+    </w:p>
+    <w:p>
+      <w:pPr/>
+      <w:r>
+        <w:rPr>
+          <w:rFonts w:ascii="Arial" w:hAnsi="Arial" w:cs="Arial"/>
+          <w:sz w:val="23"/>
+          <w:sz-cs w:val="23"/>
+          <w:spacing w:val="0"/>
+          <w:color w:val="0E121D"/>
+        </w:rPr>
+        <w:t xml:space="preserve">保存的预测、比较数值和补充检查</w:t>
       </w:r>
     </w:p>
     <w:p>
@@ -8932,7 +8906,7 @@
           <w:spacing w:val="0"/>
           <w:color w:val="0E121D"/>
         </w:rPr>
-        <w:t xml:space="preserve">来源清单、文献笔记、搜索日志和来源评价工作簿</w:t>
+        <w:t xml:space="preserve">来源清单、阅读笔记、搜索日志和来源评价工作簿</w:t>
       </w:r>
     </w:p>
     <w:p>
@@ -8971,7 +8945,7 @@
           <w:spacing w:val="0"/>
           <w:color w:val="0E121D"/>
         </w:rPr>
-        <w:t xml:space="preserve">幻灯片大纲、完整讲稿和问答准备；最终交付的幻灯片文件：{{FINAL_PRESENTATION_FILE}}</w:t>
+        <w:t xml:space="preserve">幻灯片大纲、讲稿和问答准备；最终幻灯片文件：{{FINAL_PRESENTATION_FILE}}</w:t>
       </w:r>
     </w:p>
     <w:p>
@@ -8987,7 +8961,7 @@
           <w:spacing w:val="0"/>
           <w:color w:val="1B3C5D"/>
         </w:rPr>
-        <w:t xml:space="preserve">PL-11.02 主要发展与审计轨迹</w:t>
+        <w:t xml:space="preserve">PL-11.02 主要发展与检查记录</w:t>
       </w:r>
     </w:p>
     <w:p>
@@ -9074,7 +9048,7 @@
           <w:spacing w:val="0"/>
           <w:color w:val="0E121D"/>
         </w:rPr>
-        <w:t xml:space="preserve">明确了一个交易所级 BTC 永续期货市场，使市场范围更加精确。</w:t>
+        <w:t xml:space="preserve">研究使用了一个界定清楚的比特币市场。</w:t>
       </w:r>
     </w:p>
     <w:p>
@@ -9100,20 +9074,20 @@
           <w:spacing w:val="0"/>
           <w:color w:val="0E121D"/>
         </w:rPr>
-        <w:t xml:space="preserve">增加滞后线性回归</w:t>
-      </w:r>
-    </w:p>
-    <w:p>
-      <w:pPr/>
-      <w:r>
-        <w:rPr>
-          <w:rFonts w:ascii="Arial" w:hAnsi="Arial" w:cs="Arial"/>
-          <w:sz w:val="23"/>
-          <w:sz-cs w:val="23"/>
-          <w:spacing w:val="0"/>
-          <w:color w:val="0E121D"/>
-        </w:rPr>
-        <w:t xml:space="preserve">检查工程化滞后信息是否需要非线性模型。</w:t>
+        <w:t xml:space="preserve">增加一种额外的简单比较</w:t>
+      </w:r>
+    </w:p>
+    <w:p>
+      <w:pPr/>
+      <w:r>
+        <w:rPr>
+          <w:rFonts w:ascii="Arial" w:hAnsi="Arial" w:cs="Arial"/>
+          <w:sz w:val="23"/>
+          <w:sz-cs w:val="23"/>
+          <w:spacing w:val="0"/>
+          <w:color w:val="0E121D"/>
+        </w:rPr>
+        <w:t xml:space="preserve">它帮助判断是否真的需要更复杂的方法。</w:t>
       </w:r>
     </w:p>
     <w:p>
@@ -9139,20 +9113,20 @@
           <w:spacing w:val="0"/>
           <w:color w:val="0E121D"/>
         </w:rPr>
-        <w:t xml:space="preserve">实现 LSTM，并把代码重构为软件包</w:t>
-      </w:r>
-    </w:p>
-    <w:p>
-      <w:pPr/>
-      <w:r>
-        <w:rPr>
-          <w:rFonts w:ascii="Arial" w:hAnsi="Arial" w:cs="Arial"/>
-          <w:sz w:val="23"/>
-          <w:sz-cs w:val="23"/>
-          <w:spacing w:val="0"/>
-          <w:color w:val="0E121D"/>
-        </w:rPr>
-        <w:t xml:space="preserve">完成计划中的序列模型比较，提高了可复现性。</w:t>
+        <w:t xml:space="preserve">完成最后一种计划方法并重新整理文件</w:t>
+      </w:r>
+    </w:p>
+    <w:p>
+      <w:pPr/>
+      <w:r>
+        <w:rPr>
+          <w:rFonts w:ascii="Arial" w:hAnsi="Arial" w:cs="Arial"/>
+          <w:sz w:val="23"/>
+          <w:sz-cs w:val="23"/>
+          <w:spacing w:val="0"/>
+          <w:color w:val="0E121D"/>
+        </w:rPr>
+        <w:t xml:space="preserve">完整比较变得更容易重复和审阅。</w:t>
       </w:r>
     </w:p>
     <w:p>
@@ -9178,20 +9152,20 @@
           <w:spacing w:val="0"/>
           <w:color w:val="0E121D"/>
         </w:rPr>
-        <w:t xml:space="preserve">GARCH 预测按日期映射，而不是使用重置后的行号</w:t>
-      </w:r>
-    </w:p>
-    <w:p>
-      <w:pPr/>
-      <w:r>
-        <w:rPr>
-          <w:rFonts w:ascii="Arial" w:hAnsi="Arial" w:cs="Arial"/>
-          <w:sz w:val="23"/>
-          <w:sz-cs w:val="23"/>
-          <w:spacing w:val="0"/>
-          <w:color w:val="0E121D"/>
-        </w:rPr>
-        <w:t xml:space="preserve">消除了预测与目标错位的风险。</w:t>
+        <w:t xml:space="preserve">使用日期对应预测结果</w:t>
+      </w:r>
+    </w:p>
+    <w:p>
+      <w:pPr/>
+      <w:r>
+        <w:rPr>
+          <w:rFonts w:ascii="Arial" w:hAnsi="Arial" w:cs="Arial"/>
+          <w:sz w:val="23"/>
+          <w:sz-cs w:val="23"/>
+          <w:spacing w:val="0"/>
+          <w:color w:val="0E121D"/>
+        </w:rPr>
+        <w:t xml:space="preserve">这修正了结果可能连接到错误日期的风险。</w:t>
       </w:r>
     </w:p>
     <w:p>
@@ -9217,20 +9191,20 @@
           <w:spacing w:val="0"/>
           <w:color w:val="0E121D"/>
         </w:rPr>
-        <w:t xml:space="preserve">修正 GARCH 似然更新顺序</w:t>
-      </w:r>
-    </w:p>
-    <w:p>
-      <w:pPr/>
-      <w:r>
-        <w:rPr>
-          <w:rFonts w:ascii="Arial" w:hAnsi="Arial" w:cs="Arial"/>
-          <w:sz w:val="23"/>
-          <w:sz-cs w:val="23"/>
-          <w:spacing w:val="0"/>
-          <w:color w:val="0E121D"/>
-        </w:rPr>
-        <w:t xml:space="preserve">防止当前冲击进入它自身的条件方差。</w:t>
+        <w:t xml:space="preserve">修正一个计算步骤</w:t>
+      </w:r>
+    </w:p>
+    <w:p>
+      <w:pPr/>
+      <w:r>
+        <w:rPr>
+          <w:rFonts w:ascii="Arial" w:hAnsi="Arial" w:cs="Arial"/>
+          <w:sz w:val="23"/>
+          <w:sz-cs w:val="23"/>
+          <w:spacing w:val="0"/>
+          <w:color w:val="0E121D"/>
+        </w:rPr>
+        <w:t xml:space="preserve">结果不再使用错误时间点的信息。</w:t>
       </w:r>
     </w:p>
     <w:p>
@@ -9256,20 +9230,20 @@
           <w:spacing w:val="0"/>
           <w:color w:val="0E121D"/>
         </w:rPr>
-        <w:t xml:space="preserve">修正滚动样本方差的期望</w:t>
-      </w:r>
-    </w:p>
-    <w:p>
-      <w:pPr/>
-      <w:r>
-        <w:rPr>
-          <w:rFonts w:ascii="Arial" w:hAnsi="Arial" w:cs="Arial"/>
-          <w:sz w:val="23"/>
-          <w:sz-cs w:val="23"/>
-          <w:spacing w:val="0"/>
-          <w:color w:val="0E121D"/>
-        </w:rPr>
-        <w:t xml:space="preserve">考虑了不确定的下一期收益率同时改变平方和与样本均值。</w:t>
+        <w:t xml:space="preserve">检查并修正波动率计算</w:t>
+      </w:r>
+    </w:p>
+    <w:p>
+      <w:pPr/>
+      <w:r>
+        <w:rPr>
+          <w:rFonts w:ascii="Arial" w:hAnsi="Arial" w:cs="Arial"/>
+          <w:sz w:val="23"/>
+          <w:sz-cs w:val="23"/>
+          <w:spacing w:val="0"/>
+          <w:color w:val="0E121D"/>
+        </w:rPr>
+        <w:t xml:space="preserve">目标值的计算变得更加一致。</w:t>
       </w:r>
     </w:p>
     <w:p>
@@ -9295,20 +9269,20 @@
           <w:spacing w:val="0"/>
           <w:color w:val="0E121D"/>
         </w:rPr>
-        <w:t xml:space="preserve">LSTM 缩放器仅使用拟合部分</w:t>
-      </w:r>
-    </w:p>
-    <w:p>
-      <w:pPr/>
-      <w:r>
-        <w:rPr>
-          <w:rFonts w:ascii="Arial" w:hAnsi="Arial" w:cs="Arial"/>
-          <w:sz w:val="23"/>
-          <w:sz-cs w:val="23"/>
-          <w:spacing w:val="0"/>
-          <w:color w:val="0E121D"/>
-        </w:rPr>
-        <w:t xml:space="preserve">从缩放估计中排除了验证期信息。</w:t>
+        <w:t xml:space="preserve">最后一种方法的数据准备限定在正确时段</w:t>
+      </w:r>
+    </w:p>
+    <w:p>
+      <w:pPr/>
+      <w:r>
+        <w:rPr>
+          <w:rFonts w:ascii="Arial" w:hAnsi="Arial" w:cs="Arial"/>
+          <w:sz w:val="23"/>
+          <w:sz-cs w:val="23"/>
+          <w:spacing w:val="0"/>
+          <w:color w:val="0E121D"/>
+        </w:rPr>
+        <w:t xml:space="preserve">后期信息没有进入较早阶段。</w:t>
       </w:r>
     </w:p>
     <w:p>
@@ -9334,20 +9308,20 @@
           <w:spacing w:val="0"/>
           <w:color w:val="0E121D"/>
         </w:rPr>
-        <w:t xml:space="preserve">排除仍未结束的每日 K 线</w:t>
-      </w:r>
-    </w:p>
-    <w:p>
-      <w:pPr/>
-      <w:r>
-        <w:rPr>
-          <w:rFonts w:ascii="Arial" w:hAnsi="Arial" w:cs="Arial"/>
-          <w:sz w:val="23"/>
-          <w:sz-cs w:val="23"/>
-          <w:spacing w:val="0"/>
-          <w:color w:val="0E121D"/>
-        </w:rPr>
-        <w:t xml:space="preserve">防止不完整的收盘价和不完整的交易活动指标进入数据集。</w:t>
+        <w:t xml:space="preserve">排除仍未结束的每日记录</w:t>
+      </w:r>
+    </w:p>
+    <w:p>
+      <w:pPr/>
+      <w:r>
+        <w:rPr>
+          <w:rFonts w:ascii="Arial" w:hAnsi="Arial" w:cs="Arial"/>
+          <w:sz w:val="23"/>
+          <w:sz-cs w:val="23"/>
+          <w:spacing w:val="0"/>
+          <w:color w:val="0E121D"/>
+        </w:rPr>
+        <w:t xml:space="preserve">最终比较只使用完整日期。</w:t>
       </w:r>
     </w:p>
     <w:p>
@@ -9373,20 +9347,20 @@
           <w:spacing w:val="0"/>
           <w:color w:val="0E121D"/>
         </w:rPr>
-        <w:t xml:space="preserve">扩展稳健性与诊断</w:t>
-      </w:r>
-    </w:p>
-    <w:p>
-      <w:pPr/>
-      <w:r>
-        <w:rPr>
-          <w:rFonts w:ascii="Arial" w:hAnsi="Arial" w:cs="Arial"/>
-          <w:sz w:val="23"/>
-          <w:sz-cs w:val="23"/>
-          <w:spacing w:val="0"/>
-          <w:color w:val="0E121D"/>
-        </w:rPr>
-        <w:t xml:space="preserve">增加目标窗口、分段、扩展窗口、状态、bootstrap、OOB、置换和多随机种子证据。</w:t>
+        <w:t xml:space="preserve">在几种合理设置下重复比较</w:t>
+      </w:r>
+    </w:p>
+    <w:p>
+      <w:pPr/>
+      <w:r>
+        <w:rPr>
+          <w:rFonts w:ascii="Arial" w:hAnsi="Arial" w:cs="Arial"/>
+          <w:sz w:val="23"/>
+          <w:sz-cs w:val="23"/>
+          <w:spacing w:val="0"/>
+          <w:color w:val="0E121D"/>
+        </w:rPr>
+        <w:t xml:space="preserve">这帮助判断主要结论是否稳定。</w:t>
       </w:r>
     </w:p>
     <w:p>
@@ -9401,7 +9375,7 @@
           <w:spacing w:val="0"/>
           <w:color w:val="0E121D"/>
         </w:rPr>
-        <w:t xml:space="preserve">候选人必须准确说明个人参与情况。任何没有依据的“我编写了代码”或“我修正了问题”表述，都应替换为对 AI 协助完成的内容以及候选人亲自审阅或测试内容的真实说明。</w:t>
+        <w:t xml:space="preserve">候选人必须准确说明个人参与情况。任何关于创建或修正工作的陈述，都应如实说明哪些内容使用了 AI 协助，以及候选人亲自审阅或测试了哪些内容。</w:t>
       </w:r>
     </w:p>
     <w:p>
@@ -9417,7 +9391,7 @@
           <w:spacing w:val="0"/>
           <w:color w:val="1B3C5D"/>
         </w:rPr>
-        <w:t xml:space="preserve">PL-11.03 当前 2026-07-20 证据快照</w:t>
+        <w:t xml:space="preserve">PL-11.03 当前 2026-07-20 证据概览</w:t>
       </w:r>
     </w:p>
     <w:p>
@@ -9432,7 +9406,7 @@
           <w:spacing w:val="0"/>
           <w:color w:val="0E121D"/>
         </w:rPr>
-        <w:t xml:space="preserve">以下数值来自 2026-07-20 的最终数据刷新与模型运行。运行元数据生成于 2026-07-20T06:14:33+00:00。</w:t>
+        <w:t xml:space="preserve">以下数值来自 `2026-07-20` 完成的数据刷新和完整比较。更详细的数值仍保留在报告和保存的输出文件中。</w:t>
       </w:r>
     </w:p>
     <w:p>
@@ -9464,7 +9438,7 @@
           <w:spacing w:val="0"/>
           <w:color w:val="0E1F33"/>
         </w:rPr>
-        <w:t xml:space="preserve">指标</w:t>
+        <w:t xml:space="preserve">项目</w:t>
       </w:r>
     </w:p>
     <w:p>
@@ -9545,7 +9519,7 @@
           <w:spacing w:val="0"/>
           <w:color w:val="0E121D"/>
         </w:rPr>
-        <w:t xml:space="preserve">UTC 抓取时间戳</w:t>
+        <w:t xml:space="preserve">数据收集时间</w:t>
       </w:r>
     </w:p>
     <w:p>
@@ -9584,7 +9558,7 @@
           <w:spacing w:val="0"/>
           <w:color w:val="0E121D"/>
         </w:rPr>
-        <w:t xml:space="preserve">API 返回行数</w:t>
+        <w:t xml:space="preserve">返回的每日记录数</w:t>
       </w:r>
     </w:p>
     <w:p>
@@ -9623,7 +9597,7 @@
           <w:spacing w:val="0"/>
           <w:color w:val="0E121D"/>
         </w:rPr>
-        <w:t xml:space="preserve">排除的不完整行数</w:t>
+        <w:t xml:space="preserve">删除的未完成记录数</w:t>
       </w:r>
     </w:p>
     <w:p>
@@ -9662,7 +9636,7 @@
           <w:spacing w:val="0"/>
           <w:color w:val="0E121D"/>
         </w:rPr>
-        <w:t xml:space="preserve">保留的完整 K 线行数</w:t>
+        <w:t xml:space="preserve">保留的完整每日记录数</w:t>
       </w:r>
     </w:p>
     <w:p>
@@ -9701,7 +9675,7 @@
           <w:spacing w:val="0"/>
           <w:color w:val="0E121D"/>
         </w:rPr>
-        <w:t xml:space="preserve">最后一根完整 K 线日期</w:t>
+        <w:t xml:space="preserve">最后完整日期</w:t>
       </w:r>
     </w:p>
     <w:p>
@@ -9740,7 +9714,7 @@
           <w:spacing w:val="0"/>
           <w:color w:val="0E121D"/>
         </w:rPr>
-        <w:t xml:space="preserve">建模数据框行数</w:t>
+        <w:t xml:space="preserve">整理后使用的行数</w:t>
       </w:r>
     </w:p>
     <w:p>
@@ -9779,7 +9753,7 @@
           <w:spacing w:val="0"/>
           <w:color w:val="0E121D"/>
         </w:rPr>
-        <w:t xml:space="preserve">训练行数</w:t>
+        <w:t xml:space="preserve">用于学习的较早行数</w:t>
       </w:r>
     </w:p>
     <w:p>
@@ -9818,7 +9792,7 @@
           <w:spacing w:val="0"/>
           <w:color w:val="0E121D"/>
         </w:rPr>
-        <w:t xml:space="preserve">测试行数</w:t>
+        <w:t xml:space="preserve">用于比较的较晚行数</w:t>
       </w:r>
     </w:p>
     <w:p>
@@ -9857,7 +9831,7 @@
           <w:spacing w:val="0"/>
           <w:color w:val="0E121D"/>
         </w:rPr>
-        <w:t xml:space="preserve">GARCH 30 日 RMSE</w:t>
+        <w:t xml:space="preserve">最佳主要误差数值</w:t>
       </w:r>
     </w:p>
     <w:p>
@@ -9896,7 +9870,7 @@
           <w:spacing w:val="0"/>
           <w:color w:val="0E121D"/>
         </w:rPr>
-        <w:t xml:space="preserve">滞后线性回归 30 日 RMSE</w:t>
+        <w:t xml:space="preserve">额外简单比较结果</w:t>
       </w:r>
     </w:p>
     <w:p>
@@ -9935,7 +9909,7 @@
           <w:spacing w:val="0"/>
           <w:color w:val="0E121D"/>
         </w:rPr>
-        <w:t xml:space="preserve">滚动模型 30 日 RMSE</w:t>
+        <w:t xml:space="preserve">滚动比较结果</w:t>
       </w:r>
     </w:p>
     <w:p>
@@ -9974,7 +9948,7 @@
           <w:spacing w:val="0"/>
           <w:color w:val="0E121D"/>
         </w:rPr>
-        <w:t xml:space="preserve">LSTM 30 日 RMSE</w:t>
+        <w:t xml:space="preserve">LSTM 比较结果</w:t>
       </w:r>
     </w:p>
     <w:p>
@@ -10013,7 +9987,7 @@
           <w:spacing w:val="0"/>
           <w:color w:val="0E121D"/>
         </w:rPr>
-        <w:t xml:space="preserve">随机森林 30 日 RMSE</w:t>
+        <w:t xml:space="preserve">随机森林比较结果</w:t>
       </w:r>
     </w:p>
     <w:p>
@@ -10052,7 +10026,7 @@
           <w:spacing w:val="0"/>
           <w:color w:val="0E121D"/>
         </w:rPr>
-        <w:t xml:space="preserve">GARCH 扩展窗口 RMSE</w:t>
+        <w:t xml:space="preserve">重复时间检查中的最佳结果</w:t>
       </w:r>
     </w:p>
     <w:p>
@@ -10091,7 +10065,7 @@
           <w:spacing w:val="0"/>
           <w:color w:val="0E121D"/>
         </w:rPr>
-        <w:t xml:space="preserve">GARCH 相对滚动模型的 bootstrap 区间</w:t>
+        <w:t xml:space="preserve">不确定性检查得到的范围</w:t>
       </w:r>
     </w:p>
     <w:p>
@@ -10130,7 +10104,7 @@
           <w:spacing w:val="0"/>
           <w:color w:val="0E121D"/>
         </w:rPr>
-        <w:t xml:space="preserve">通过的测试数</w:t>
+        <w:t xml:space="preserve">通过的自动检查数</w:t>
       </w:r>
     </w:p>
     <w:p>
@@ -10187,7 +10161,7 @@
           <w:spacing w:val="0"/>
           <w:color w:val="0E121D"/>
         </w:rPr>
-        <w:t xml:space="preserve">五个主要比较模型使用同一个明确目标和按时间顺序的测试逻辑。</w:t>
+        <w:t xml:space="preserve">所有主要方法都使用相同目标和相同时间顺序进行比较。</w:t>
       </w:r>
     </w:p>
     <w:p>
@@ -10215,7 +10189,7 @@
           <w:spacing w:val="0"/>
           <w:color w:val="0E121D"/>
         </w:rPr>
-        <w:t xml:space="preserve">保存的输出支持数值陈述，并保留预测起点日期和目标日期。</w:t>
+        <w:t xml:space="preserve">结果保存在表格中，使数值可以再次核对。</w:t>
       </w:r>
     </w:p>
     <w:p>
@@ -10243,7 +10217,7 @@
           <w:spacing w:val="0"/>
           <w:color w:val="0E121D"/>
         </w:rPr>
-        <w:t xml:space="preserve">审计轨迹记录重要修正，而不是悄悄保留无效的早期排名。</w:t>
+        <w:t xml:space="preserve">重要修正得到记录，而不是隐藏早期问题。</w:t>
       </w:r>
     </w:p>
     <w:p>
@@ -10271,7 +10245,7 @@
           <w:spacing w:val="0"/>
           <w:color w:val="0E121D"/>
         </w:rPr>
-        <w:t xml:space="preserve">稳健性证据检查结论是否依赖单一窗口、单一测试分段、单一波动率状态或单一 LSTM 随机种子。</w:t>
+        <w:t xml:space="preserve">比较以几种方式重复进行，以观察整体答案是否改变。</w:t>
       </w:r>
     </w:p>
     <w:p>
@@ -10299,7 +10273,7 @@
           <w:spacing w:val="0"/>
           <w:color w:val="0E121D"/>
         </w:rPr>
-        <w:t xml:space="preserve">最终结论的范围限定在所选市场、时期、目标和实现方式。</w:t>
+        <w:t xml:space="preserve">最终结论只适用于本项目使用的市场、日期和方法。</w:t>
       </w:r>
     </w:p>
     <w:p>
@@ -10343,7 +10317,7 @@
           <w:spacing w:val="0"/>
           <w:color w:val="0E121D"/>
         </w:rPr>
-        <w:t xml:space="preserve">每日已实现波动率是一个代理变量，没有使用日内已实现方差。</w:t>
+        <w:t xml:space="preserve">项目使用每日数据估计波动率，而不是直接观察波动率。</w:t>
       </w:r>
     </w:p>
     <w:p>
@@ -10371,7 +10345,7 @@
           <w:spacing w:val="0"/>
           <w:color w:val="0E121D"/>
         </w:rPr>
-        <w:t xml:space="preserve">高度重叠的滚动目标造成强持续性和相关误差。</w:t>
+        <w:t xml:space="preserve">相邻日期的结果关系较强，因此证据并非完全独立。</w:t>
       </w:r>
     </w:p>
     <w:p>
@@ -10399,7 +10373,7 @@
           <w:spacing w:val="0"/>
           <w:color w:val="0E121D"/>
         </w:rPr>
-        <w:t xml:space="preserve">随机森林是轻量级本地实现，而不是经过广泛调参的库基准。</w:t>
+        <w:t xml:space="preserve">随机森林比较有意保持适中，没有尝试所有可能的调整方式。</w:t>
       </w:r>
     </w:p>
     <w:p>
@@ -10427,7 +10401,7 @@
           <w:spacing w:val="0"/>
           <w:color w:val="0E121D"/>
         </w:rPr>
-        <w:t xml:space="preserve">LSTM 被有意保持为小型架构，且数据集对深度学习而言有限。</w:t>
+        <w:t xml:space="preserve">LSTM 规模较小，而且可用数据对复杂方法而言有限。</w:t>
       </w:r>
     </w:p>
     <w:p>
@@ -10455,7 +10429,7 @@
           <w:spacing w:val="0"/>
           <w:color w:val="0E121D"/>
         </w:rPr>
-        <w:t xml:space="preserve">单一 BTC 永续期货市场不能证明模型具有普遍优越性。</w:t>
+        <w:t xml:space="preserve">一个比特币市场不能证明相同结果在所有地方都成立。</w:t>
       </w:r>
     </w:p>
     <w:p>
@@ -10483,7 +10457,7 @@
           <w:spacing w:val="0"/>
           <w:color w:val="0E121D"/>
         </w:rPr>
-        <w:t xml:space="preserve">四个扩展窗口区块仍属于同一段历史，而不是独立外部数据集。</w:t>
+        <w:t xml:space="preserve">在同一段历史的不同部分重复测试，不等于使用完全新的数据集。</w:t>
       </w:r>
     </w:p>
     <w:p>
@@ -10511,7 +10485,7 @@
           <w:spacing w:val="0"/>
           <w:color w:val="0E121D"/>
         </w:rPr>
-        <w:t xml:space="preserve">早期项目管理弱于后期技术审计；许多日期没有直接过程记录。</w:t>
+        <w:t xml:space="preserve">早期每周记录不如后期检查过程完整。</w:t>
       </w:r>
     </w:p>
     <w:p>
@@ -10539,7 +10513,7 @@
           <w:spacing w:val="0"/>
           <w:color w:val="0E121D"/>
         </w:rPr>
-        <w:t xml:space="preserve">AI 支持的实现和写作要求准确披露，并由候选人核验。</w:t>
+        <w:t xml:space="preserve">任何使用 AI 协助完成的工作和写作，都必须准确披露并由候选人核对。</w:t>
       </w:r>
     </w:p>
     <w:p>
@@ -11326,7 +11300,7 @@
           <w:spacing w:val="0"/>
           <w:color w:val="0E121D"/>
         </w:rPr>
-        <w:t xml:space="preserve">研究问题如何从宽泛的机器学习比较缩小为比特币波动率预测。</w:t>
+        <w:t xml:space="preserve">我如何把研究问题收窄到比特币波动率预测。</w:t>
       </w:r>
     </w:p>
     <w:p>
@@ -11354,7 +11328,7 @@
           <w:spacing w:val="0"/>
           <w:color w:val="0E121D"/>
         </w:rPr>
-        <w:t xml:space="preserve">为什么数据源改为 Hyperliquid BTC 永续期货 K 线。</w:t>
+        <w:t xml:space="preserve">为什么把数据源改为 Hyperliquid。</w:t>
       </w:r>
     </w:p>
     <w:p>
@@ -11382,7 +11356,7 @@
           <w:spacing w:val="0"/>
           <w:color w:val="0E121D"/>
         </w:rPr>
-        <w:t xml:space="preserve">如何构建对数收益率和滚动已实现波动率目标。</w:t>
+        <w:t xml:space="preserve">我如何整理每日数据并决定具体衡量什么。</w:t>
       </w:r>
     </w:p>
     <w:p>
@@ -11410,7 +11384,7 @@
           <w:spacing w:val="0"/>
           <w:color w:val="0E121D"/>
         </w:rPr>
-        <w:t xml:space="preserve">为什么使用按时间顺序的留出集和扩展窗口检查。</w:t>
+        <w:t xml:space="preserve">为什么要保持日期顺序，从而进行公平比较。</w:t>
       </w:r>
     </w:p>
     <w:p>
@@ -11438,7 +11412,7 @@
           <w:spacing w:val="0"/>
           <w:color w:val="0E121D"/>
         </w:rPr>
-        <w:t xml:space="preserve">日期对齐、似然顺序、样本方差转换、缩放和不完整 K 线审计如何改进证据。</w:t>
+        <w:t xml:space="preserve">检查日期、计算和未结束每日记录后，项目发生了哪些变化。</w:t>
       </w:r>
     </w:p>
     <w:p>
@@ -11466,7 +11440,7 @@
           <w:spacing w:val="0"/>
           <w:color w:val="0E121D"/>
         </w:rPr>
-        <w:t xml:space="preserve">来源评价、代码输出和局限如何影响最终判断。</w:t>
+        <w:t xml:space="preserve">研究资料、结果和局限如何形成最终判断。</w:t>
       </w:r>
     </w:p>
     <w:p>
@@ -11497,7 +11471,7 @@
           <w:spacing w:val="0"/>
           <w:color w:val="0E121D"/>
         </w:rPr>
-        <w:t xml:space="preserve">展示将插入最终同步的数值：</w:t>
+        <w:t xml:space="preserve">展示将使用最终核对后的数值：</w:t>
       </w:r>
     </w:p>
     <w:p>
@@ -11571,7 +11545,7 @@
           <w:spacing w:val="0"/>
           <w:color w:val="0E121D"/>
         </w:rPr>
-        <w:t xml:space="preserve">主要 30 日 RMSE 最佳模型</w:t>
+        <w:t xml:space="preserve">主要比较中的最佳结果</w:t>
       </w:r>
     </w:p>
     <w:p>
@@ -11610,7 +11584,7 @@
           <w:spacing w:val="0"/>
           <w:color w:val="0E121D"/>
         </w:rPr>
-        <w:t xml:space="preserve">GARCH 主要 RMSE</w:t>
+        <w:t xml:space="preserve">最佳主要误差数值</w:t>
       </w:r>
     </w:p>
     <w:p>
@@ -11649,7 +11623,7 @@
           <w:spacing w:val="0"/>
           <w:color w:val="0E121D"/>
         </w:rPr>
-        <w:t xml:space="preserve">滚动基准 RMSE</w:t>
+        <w:t xml:space="preserve">简单滚动比较</w:t>
       </w:r>
     </w:p>
     <w:p>
@@ -11688,20 +11662,20 @@
           <w:spacing w:val="0"/>
           <w:color w:val="0E121D"/>
         </w:rPr>
-        <w:t xml:space="preserve">备选窗口结论</w:t>
-      </w:r>
-    </w:p>
-    <w:p>
-      <w:pPr/>
-      <w:r>
-        <w:rPr>
-          <w:rFonts w:ascii="Arial" w:hAnsi="Arial" w:cs="Arial"/>
-          <w:sz w:val="23"/>
-          <w:sz-cs w:val="23"/>
-          <w:spacing w:val="0"/>
-          <w:color w:val="0E121D"/>
-        </w:rPr>
-        <w:t xml:space="preserve">GARCH 在 14 日目标中排名第一，RMSE 为 0.00178208，比滚动模型低 35.482%。</w:t>
+        <w:t xml:space="preserve">使用较短衡量时段的结果</w:t>
+      </w:r>
+    </w:p>
+    <w:p>
+      <w:pPr/>
+      <w:r>
+        <w:rPr>
+          <w:rFonts w:ascii="Arial" w:hAnsi="Arial" w:cs="Arial"/>
+          <w:sz w:val="23"/>
+          <w:sz-cs w:val="23"/>
+          <w:spacing w:val="0"/>
+          <w:color w:val="0E121D"/>
+        </w:rPr>
+        <w:t xml:space="preserve">同一种方法仍然排名第一，误差为 0.00178208。</w:t>
       </w:r>
     </w:p>
     <w:p>
@@ -11727,20 +11701,20 @@
           <w:spacing w:val="0"/>
           <w:color w:val="0E121D"/>
         </w:rPr>
-        <w:t xml:space="preserve">扩展窗口结论</w:t>
-      </w:r>
-    </w:p>
-    <w:p>
-      <w:pPr/>
-      <w:r>
-        <w:rPr>
-          <w:rFonts w:ascii="Arial" w:hAnsi="Arial" w:cs="Arial"/>
-          <w:sz w:val="23"/>
-          <w:sz-cs w:val="23"/>
-          <w:spacing w:val="0"/>
-          <w:color w:val="0E121D"/>
-        </w:rPr>
-        <w:t xml:space="preserve">GARCH 总体排名第一，RMSE 为 0.00098681，并在四个时间折中均排名第一。</w:t>
+        <w:t xml:space="preserve">按时间重复比较的结果</w:t>
+      </w:r>
+    </w:p>
+    <w:p>
+      <w:pPr/>
+      <w:r>
+        <w:rPr>
+          <w:rFonts w:ascii="Arial" w:hAnsi="Arial" w:cs="Arial"/>
+          <w:sz w:val="23"/>
+          <w:sz-cs w:val="23"/>
+          <w:spacing w:val="0"/>
+          <w:color w:val="0E121D"/>
+        </w:rPr>
+        <w:t xml:space="preserve">同一种方法总体排名第一，并在四个部分中都排名第一。</w:t>
       </w:r>
     </w:p>
     <w:p>
@@ -11766,20 +11740,20 @@
           <w:spacing w:val="0"/>
           <w:color w:val="0E121D"/>
         </w:rPr>
-        <w:t xml:space="preserve">机器学习结论</w:t>
-      </w:r>
-    </w:p>
-    <w:p>
-      <w:pPr/>
-      <w:r>
-        <w:rPr>
-          <w:rFonts w:ascii="Arial" w:hAnsi="Arial" w:cs="Arial"/>
-          <w:sz w:val="23"/>
-          <w:sz-cs w:val="23"/>
-          <w:spacing w:val="0"/>
-          <w:color w:val="0E121D"/>
-        </w:rPr>
-        <w:t xml:space="preserve">两个机器学习模型都没有超过滚动模型：按主要 RMSE，LSTM 排名第四，随机森林排名第五。</w:t>
+        <w:t xml:space="preserve">机器学习结果</w:t>
+      </w:r>
+    </w:p>
+    <w:p>
+      <w:pPr/>
+      <w:r>
+        <w:rPr>
+          <w:rFonts w:ascii="Arial" w:hAnsi="Arial" w:cs="Arial"/>
+          <w:sz w:val="23"/>
+          <w:sz-cs w:val="23"/>
+          <w:spacing w:val="0"/>
+          <w:color w:val="0E121D"/>
+        </w:rPr>
+        <w:t xml:space="preserve">两种机器学习方法都没有超过简单滚动比较。</w:t>
       </w:r>
     </w:p>
     <w:p>
@@ -11794,7 +11768,7 @@
           <w:spacing w:val="0"/>
           <w:color w:val="0E121D"/>
         </w:rPr>
-        <w:t xml:space="preserve">计划表达的结论有明确边界：在这一每日数据设计下，接受测试的机器学习模型无法用结果证明其额外复杂度值得；这并不是对所有比特币市场或所有机器学习方法作出的结论。</w:t>
+        <w:t xml:space="preserve">我的结论会保持谨慎：在本项目中，接受测试的机器学习方法并没有带来足够改进来支持其额外复杂度。这不能证明相同答案适用于所有比特币市场或所有机器学习方法。</w:t>
       </w:r>
     </w:p>
     <w:p>
@@ -13147,7 +13121,7 @@
           <w:spacing w:val="0"/>
           <w:color w:val="0E121D"/>
         </w:rPr>
-        <w:t xml:space="preserve">这个项目让我明白，预测比较的质量首先取决于如何定义问题和目标。我学会了区分潜在波动率与可观测的滚动代理变量、计算对数收益率，以及理解波动率聚集为何支持使用 GARCH。我也认识到，一个高度持续的目标可能让简单模型表现很强。复杂模型并不自动具有优势；除非验证设计和不确定性证据支持，否则很小的数值差异并不具有实际意义。</w:t>
+        <w:t xml:space="preserve">这个项目让我认识到，比较首先取决于问题是否清楚，以及具体衡量什么是否定义明确。我学习了如何利用每日比特币价格变化估计波动率，也理解了为什么简单方法有时会表现很好。我还认识到，复杂方法不会自动具有优势；只有比较过程本身公平时，结果中的小差异才有意义。</w:t>
       </w:r>
       <w:r>
         <w:rPr>
@@ -13203,7 +13177,7 @@
           <w:spacing w:val="0"/>
           <w:color w:val="0E121D"/>
         </w:rPr>
-        <w:t xml:space="preserve">我最重要的方法论收获是，可复现代码仍然可能在概念上出错。保存脚本并不足够：预测可能与错误日期对齐，当前冲击可能泄漏进自身条件方差，样本方差转换可能忽略变化的样本均值，验证信息可能影响缩放，仍未结束的 K 线也可能进入数据。审计改变了证据的强度，让我更谨慎地对待第一个输出。我学会把明确日期、失败检查、单元测试、元数据和保存的预测当作论证的一部分，而不是把代码视为隐藏计算。</w:t>
+        <w:t xml:space="preserve">我最重要的收获是：即使一个过程已经保存并且可以重复，它仍可能包含错误。日期可能对应错误，后期信息可能进入较早阶段，尚未结束的一天也可能被加入。我因此学会检查数据的含义和时间，在修正后重复工作，并保留对早期变化的说明。保存的结果、日期和简单检查不再只是后台计算，而成为证据的一部分。</w:t>
       </w:r>
       <w:r>
         <w:rPr>
@@ -13257,7 +13231,7 @@
           <w:spacing w:val="0"/>
           <w:color w:val="0E121D"/>
         </w:rPr>
-        <w:t xml:space="preserve">项目发展出一个聚焦且可回答的研究问题。</w:t>
+        <w:t xml:space="preserve">项目形成了一个聚焦并且可以回答的问题。</w:t>
       </w:r>
     </w:p>
     <w:p>
@@ -13285,7 +13259,7 @@
           <w:spacing w:val="0"/>
           <w:color w:val="0E121D"/>
         </w:rPr>
-        <w:t xml:space="preserve">项目把透明基准与两种不同的机器学习方法进行比较。</w:t>
+        <w:t xml:space="preserve">它把清楚的参照方法与两种不同机器学习方法进行比较。</w:t>
       </w:r>
     </w:p>
     <w:p>
@@ -13313,7 +13287,7 @@
           <w:spacing w:val="0"/>
           <w:color w:val="0E121D"/>
         </w:rPr>
-        <w:t xml:space="preserve">项目保留审计轨迹，并报告了影响结果的方法变更。</w:t>
+        <w:t xml:space="preserve">它记录了影响结果的重要变化。</w:t>
       </w:r>
     </w:p>
     <w:p>
@@ -13341,7 +13315,7 @@
           <w:spacing w:val="0"/>
           <w:color w:val="0E121D"/>
         </w:rPr>
-        <w:t xml:space="preserve">项目把数值准确性与可解释性、实用性和稳健性结合起来。</w:t>
+        <w:t xml:space="preserve">它在数值准确性之外，也考虑清晰度和实用性。</w:t>
       </w:r>
     </w:p>
     <w:p>
@@ -13369,7 +13343,7 @@
           <w:spacing w:val="0"/>
           <w:color w:val="0E121D"/>
         </w:rPr>
-        <w:t xml:space="preserve">项目产出了可复用代码、数据集、表格、诊断和展示准备材料，而不仅仅是叙述性报告。</w:t>
+        <w:t xml:space="preserve">它形成了报告、保存的数据、结果表、检查记录和展示材料。</w:t>
       </w:r>
     </w:p>
     <w:p>
@@ -13413,7 +13387,7 @@
           <w:spacing w:val="0"/>
           <w:color w:val="0E121D"/>
         </w:rPr>
-        <w:t xml:space="preserve">早期项目管理没有得到持续记录，因此部分过程历史是依据 Git 和生成文件重建的。</w:t>
+        <w:t xml:space="preserve">项目前期活动没有持续记录，因此部分周次需要根据保存证据回溯整理。</w:t>
       </w:r>
     </w:p>
     <w:p>
@@ -13441,7 +13415,7 @@
           <w:spacing w:val="0"/>
           <w:color w:val="0E121D"/>
         </w:rPr>
-        <w:t xml:space="preserve">目标基于每日数据和高度重叠的滚动窗口，而不是日内已实现方差。</w:t>
+        <w:t xml:space="preserve">项目使用每日数据和估算的波动率衡量方式。</w:t>
       </w:r>
     </w:p>
     <w:p>
@@ -13469,7 +13443,7 @@
           <w:spacing w:val="0"/>
           <w:color w:val="0E121D"/>
         </w:rPr>
-        <w:t xml:space="preserve">项目只研究一个市场以及一组规模有限的实现。</w:t>
+        <w:t xml:space="preserve">项目只研究一个市场和有限的一组方法。</w:t>
       </w:r>
     </w:p>
     <w:p>
@@ -13497,7 +13471,7 @@
           <w:spacing w:val="0"/>
           <w:color w:val="0E121D"/>
         </w:rPr>
-        <w:t xml:space="preserve">机器学习调参有限，尤其是 LSTM。</w:t>
+        <w:t xml:space="preserve">时间和数据不足以尝试机器学习方法的所有可能设置。</w:t>
       </w:r>
     </w:p>
     <w:p>
@@ -13525,7 +13499,7 @@
           <w:spacing w:val="0"/>
           <w:color w:val="0E121D"/>
         </w:rPr>
-        <w:t xml:space="preserve">大量 AI 协助意味着候选人必须特别准确地说明个人决策、核验和理解。</w:t>
+        <w:t xml:space="preserve">项目使用了较多 AI 协助，因此我必须特别准确地说明自己的决定、核查和理解。</w:t>
       </w:r>
     </w:p>
     <w:p>
@@ -13571,7 +13545,7 @@
           <w:spacing w:val="0"/>
           <w:color w:val="0E121D"/>
         </w:rPr>
-        <w:t xml:space="preserve">我发展了缩小研究问题、评价来源、设计按时间顺序的验证、解释统计与机器学习模型、检查数据质量、批判性阅读生成证据、组织仓库以及传达有边界结论等技能。我也进一步理解了为什么模型比较必须把预测准确性与可解释性、计算成本分开。在签署最终日志前，我会确认自己亲自展示了其中哪些技能，并提供相应例子。</w:t>
+        <w:t xml:space="preserve">我发展了收窄研究问题、评价来源、组织长期项目、检查数据质量、公平比较结果和解释谨慎结论的能力。我也更能批判性阅读电脑生成的结果，而不是直接接受第一次输出。签署最终日志前，我会指出自己亲自完成并能够解释的例子。</w:t>
       </w:r>
       <w:r>
         <w:rPr>
@@ -13613,7 +13587,7 @@
           <w:spacing w:val="0"/>
           <w:color w:val="0E1F33"/>
         </w:rPr>
-        <w:t xml:space="preserve">经候选人确认的技能例子</w:t>
+        <w:t xml:space="preserve">候选人确认的技能实例</w:t>
       </w:r>
     </w:p>
     <w:p>
@@ -13655,7 +13629,7 @@
           <w:spacing w:val="0"/>
           <w:color w:val="0E121D"/>
         </w:rPr>
-        <w:t xml:space="preserve">研究与来源评价</w:t>
+        <w:t xml:space="preserve">研究和来源评价</w:t>
       </w:r>
     </w:p>
     <w:p>
@@ -13694,7 +13668,7 @@
           <w:spacing w:val="0"/>
           <w:color w:val="0E121D"/>
         </w:rPr>
-        <w:t xml:space="preserve">规划与项目管理</w:t>
+        <w:t xml:space="preserve">规划和项目管理</w:t>
       </w:r>
     </w:p>
     <w:p>
@@ -13772,7 +13746,7 @@
           <w:spacing w:val="0"/>
           <w:color w:val="0E121D"/>
         </w:rPr>
-        <w:t xml:space="preserve">编程、测试或证据核验</w:t>
+        <w:t xml:space="preserve">编程、测试或证据核查</w:t>
       </w:r>
     </w:p>
     <w:p>
@@ -13870,7 +13844,7 @@
           <w:spacing w:val="0"/>
           <w:color w:val="0E121D"/>
         </w:rPr>
-        <w:t xml:space="preserve">如果重做这个项目，我会在拟合模型前写好评价协议，从第一天开始维护同步活动日志，保留一个真正未接触的未来测试期，使用更高频数据估计已实现方差，并提前规定模型调参限制。我也会在开始时与导师商定 AI 使用记录，并记录本人亲自检查了哪些输出。只有在核心 BTC 流程稳定后，我才会加入另一家交易所、另一种资产或情绪等更丰富的信息。</w:t>
+        <w:t xml:space="preserve">如果重新进行项目，我会在得到结果前先写清比较规则，每次工作结束后保留简短活动记录，并预留一组直到最后才使用的数据。我也会从一开始就确认如何记录 AI 使用情况，并准确写下自己亲自核查了哪些结果。只有主要比特币比较稳定后，我才会考虑增加其他市场或其他类型的信息。</w:t>
       </w:r>
       <w:r>
         <w:rPr>
@@ -13926,7 +13900,7 @@
           <w:spacing w:val="0"/>
           <w:color w:val="0E121D"/>
         </w:rPr>
-        <w:t xml:space="preserve">从强基准开始；在选择高级模型前先定义目标；保留原始证据；区分预测起点日期和目标日期；并允许结果与最初预期相反。在变化发生时就记录，而不是后来重建。把 AI 或软件生成的输出视为需要核验和解释的对象，而不是把它本身当作理解的证据。</w:t>
+        <w:t xml:space="preserve">从清楚的问题和简单比较开始。在选择更复杂的方法前，先定义具体衡量什么；保留原始证据，并在变化发生时及时记录。如果电脑或 AI 生成了答案，在写入报告前要确认自己理解数据、日期和结果的含义。</w:t>
       </w:r>
       <w:r>
         <w:rPr>
@@ -14302,7 +14276,7 @@
           <w:spacing w:val="0"/>
           <w:color w:val="0E1F33"/>
         </w:rPr>
-        <w:t xml:space="preserve">日期或时间段</w:t>
+        <w:t xml:space="preserve">日期或时段</w:t>
       </w:r>
     </w:p>
     <w:p>
@@ -14373,72 +14347,20 @@
           <w:spacing w:val="0"/>
           <w:color w:val="0E121D"/>
         </w:rPr>
-        <w:t xml:space="preserve">Git 已核验</w:t>
-      </w:r>
-    </w:p>
-    <w:p>
-      <w:pPr/>
-      <w:r>
-        <w:rPr>
-          <w:rFonts w:ascii="Arial" w:hAnsi="Arial" w:cs="Arial"/>
-          <w:sz w:val="23"/>
-          <w:sz-cs w:val="23"/>
-          <w:spacing w:val="0"/>
-          <w:color w:val="0E121D"/>
-        </w:rPr>
-        <w:t xml:space="preserve">提交 8aee51f 创建了项目结构和初始文件夹。</w:t>
-      </w:r>
-    </w:p>
-    <w:p>
-      <w:pPr/>
-      <w:r>
-        <w:rPr>
-          <w:rFonts w:ascii="Arial" w:hAnsi="Arial" w:cs="Arial"/>
-          <w:sz w:val="23"/>
-          <w:sz-cs w:val="23"/>
-          <w:spacing w:val="0"/>
-          <w:color w:val="0E121D"/>
-        </w:rPr>
-        <w:t xml:space="preserve">PL-15.01-B</w:t>
-      </w:r>
-    </w:p>
-    <w:p>
-      <w:pPr/>
-      <w:r>
-        <w:rPr>
-          <w:rFonts w:ascii="Arial" w:hAnsi="Arial" w:cs="Arial"/>
-          <w:sz w:val="23"/>
-          <w:sz-cs w:val="23"/>
-          <w:spacing w:val="0"/>
-          <w:color w:val="0E121D"/>
-        </w:rPr>
-        <w:t xml:space="preserve">2026-06-14 至 2026-06-16</w:t>
-      </w:r>
-    </w:p>
-    <w:p>
-      <w:pPr/>
-      <w:r>
-        <w:rPr>
-          <w:rFonts w:ascii="Arial" w:hAnsi="Arial" w:cs="Arial"/>
-          <w:sz w:val="23"/>
-          <w:sz-cs w:val="23"/>
-          <w:spacing w:val="0"/>
-          <w:color w:val="0E121D"/>
-        </w:rPr>
-        <w:t xml:space="preserve">无直接仓库证据</w:t>
-      </w:r>
-    </w:p>
-    <w:p>
-      <w:pPr/>
-      <w:r>
-        <w:rPr>
-          <w:rFonts w:ascii="Arial" w:hAnsi="Arial" w:cs="Arial"/>
-          <w:sz w:val="23"/>
-          <w:sz-cs w:val="23"/>
-          <w:spacing w:val="0"/>
-          <w:color w:val="0E121D"/>
-        </w:rPr>
-        <w:t xml:space="preserve">不对这一时间段声称任何单独的带日期活动。</w:t>
+        <w:t xml:space="preserve">Git 确认</w:t>
+      </w:r>
+    </w:p>
+    <w:p>
+      <w:pPr/>
+      <w:r>
+        <w:rPr>
+          <w:rFonts w:ascii="Arial" w:hAnsi="Arial" w:cs="Arial"/>
+          <w:sz w:val="23"/>
+          <w:sz-cs w:val="23"/>
+          <w:spacing w:val="0"/>
+          <w:color w:val="0E121D"/>
+        </w:rPr>
+        <w:t xml:space="preserve">在提交 8aee51f 中建立项目文件夹和第一版规划结构。</w:t>
       </w:r>
     </w:p>
     <w:p>
@@ -14477,72 +14399,20 @@
           <w:spacing w:val="0"/>
           <w:color w:val="0E121D"/>
         </w:rPr>
-        <w:t xml:space="preserve">Git 已核验</w:t>
-      </w:r>
-    </w:p>
-    <w:p>
-      <w:pPr/>
-      <w:r>
-        <w:rPr>
-          <w:rFonts w:ascii="Arial" w:hAnsi="Arial" w:cs="Arial"/>
-          <w:sz w:val="23"/>
-          <w:sz-cs w:val="23"/>
-          <w:spacing w:val="0"/>
-          <w:color w:val="0E121D"/>
-        </w:rPr>
-        <w:t xml:space="preserve">提交 155ce90、595d119 和 b4a3cf6 记录了问题与生产日志草稿的发展、来源记录、计划数据源改为 Hyperliquid，以及首批模型输出。</w:t>
-      </w:r>
-    </w:p>
-    <w:p>
-      <w:pPr/>
-      <w:r>
-        <w:rPr>
-          <w:rFonts w:ascii="Arial" w:hAnsi="Arial" w:cs="Arial"/>
-          <w:sz w:val="23"/>
-          <w:sz-cs w:val="23"/>
-          <w:spacing w:val="0"/>
-          <w:color w:val="0E121D"/>
-        </w:rPr>
-        <w:t xml:space="preserve">PL-15.01-D</w:t>
-      </w:r>
-    </w:p>
-    <w:p>
-      <w:pPr/>
-      <w:r>
-        <w:rPr>
-          <w:rFonts w:ascii="Arial" w:hAnsi="Arial" w:cs="Arial"/>
-          <w:sz w:val="23"/>
-          <w:sz-cs w:val="23"/>
-          <w:spacing w:val="0"/>
-          <w:color w:val="0E121D"/>
-        </w:rPr>
-        <w:t xml:space="preserve">2026-06-18 至 2026-07-08</w:t>
-      </w:r>
-    </w:p>
-    <w:p>
-      <w:pPr/>
-      <w:r>
-        <w:rPr>
-          <w:rFonts w:ascii="Arial" w:hAnsi="Arial" w:cs="Arial"/>
-          <w:sz w:val="23"/>
-          <w:sz-cs w:val="23"/>
-          <w:spacing w:val="0"/>
-          <w:color w:val="0E121D"/>
-        </w:rPr>
-        <w:t xml:space="preserve">证据稀疏</w:t>
-      </w:r>
-    </w:p>
-    <w:p>
-      <w:pPr/>
-      <w:r>
-        <w:rPr>
-          <w:rFonts w:ascii="Arial" w:hAnsi="Arial" w:cs="Arial"/>
-          <w:sz w:val="23"/>
-          <w:sz-cs w:val="23"/>
-          <w:spacing w:val="0"/>
-          <w:color w:val="0E121D"/>
-        </w:rPr>
-        <w:t xml:space="preserve">时间表包含目标日期，但不能证明任务在这些日期完成。不重建详细的每日活动。</w:t>
+        <w:t xml:space="preserve">Git 确认</w:t>
+      </w:r>
+    </w:p>
+    <w:p>
+      <w:pPr/>
+      <w:r>
+        <w:rPr>
+          <w:rFonts w:ascii="Arial" w:hAnsi="Arial" w:cs="Arial"/>
+          <w:sz w:val="23"/>
+          <w:sz-cs w:val="23"/>
+          <w:spacing w:val="0"/>
+          <w:color w:val="0E121D"/>
+        </w:rPr>
+        <w:t xml:space="preserve">发展研究问题和规划草稿，记录来源，更改数据源并加入第一版结果。</w:t>
       </w:r>
     </w:p>
     <w:p>
@@ -14581,20 +14451,20 @@
           <w:spacing w:val="0"/>
           <w:color w:val="0E121D"/>
         </w:rPr>
-        <w:t xml:space="preserve">生成的元数据和工作区证据</w:t>
-      </w:r>
-    </w:p>
-    <w:p>
-      <w:pPr/>
-      <w:r>
-        <w:rPr>
-          <w:rFonts w:ascii="Arial" w:hAnsi="Arial" w:cs="Arial"/>
-          <w:sz w:val="23"/>
-          <w:sz-cs w:val="23"/>
-          <w:spacing w:val="0"/>
-          <w:color w:val="0E121D"/>
-        </w:rPr>
-        <w:t xml:space="preserve">数据与输出得到刷新，报告和状态材料得到扩充。这些记录由保存的文件支持，而不是由专门的 Git 提交支持。</w:t>
+        <w:t xml:space="preserve">保存文件和工作区证据</w:t>
+      </w:r>
+    </w:p>
+    <w:p>
+      <w:pPr/>
+      <w:r>
+        <w:rPr>
+          <w:rFonts w:ascii="Arial" w:hAnsi="Arial" w:cs="Arial"/>
+          <w:sz w:val="23"/>
+          <w:sz-cs w:val="23"/>
+          <w:spacing w:val="0"/>
+          <w:color w:val="0E121D"/>
+        </w:rPr>
+        <w:t xml:space="preserve">刷新数据与结果，并扩展报告和项目状态材料。</w:t>
       </w:r>
     </w:p>
     <w:p>
@@ -14633,20 +14503,20 @@
           <w:spacing w:val="0"/>
           <w:color w:val="0E121D"/>
         </w:rPr>
-        <w:t xml:space="preserve">已被取代的生成输出</w:t>
-      </w:r>
-    </w:p>
-    <w:p>
-      <w:pPr/>
-      <w:r>
-        <w:rPr>
-          <w:rFonts w:ascii="Arial" w:hAnsi="Arial" w:cs="Arial"/>
-          <w:sz w:val="23"/>
-          <w:sz-cs w:val="23"/>
-          <w:spacing w:val="0"/>
-          <w:color w:val="0E121D"/>
-        </w:rPr>
-        <w:t xml:space="preserve">一次刷新包含了一根每日 K 线，后续审计发现抓取时该 K 线仍未结束；具备完整性检查的抓取取代了它。</w:t>
+        <w:t xml:space="preserve">较早保存结果</w:t>
+      </w:r>
+    </w:p>
+    <w:p>
+      <w:pPr/>
+      <w:r>
+        <w:rPr>
+          <w:rFonts w:ascii="Arial" w:hAnsi="Arial" w:cs="Arial"/>
+          <w:sz w:val="23"/>
+          <w:sz-cs w:val="23"/>
+          <w:spacing w:val="0"/>
+          <w:color w:val="0E121D"/>
+        </w:rPr>
+        <w:t xml:space="preserve">后续检查发现最新每日记录尚未结束，之后使用能够判断完整日期的更新替代。</w:t>
       </w:r>
     </w:p>
     <w:p>
@@ -14685,20 +14555,20 @@
           <w:spacing w:val="0"/>
           <w:color w:val="0E121D"/>
         </w:rPr>
-        <w:t xml:space="preserve">Git 已核验</w:t>
-      </w:r>
-    </w:p>
-    <w:p>
-      <w:pPr/>
-      <w:r>
-        <w:rPr>
-          <w:rFonts w:ascii="Arial" w:hAnsi="Arial" w:cs="Arial"/>
-          <w:sz w:val="23"/>
-          <w:sz-cs w:val="23"/>
-          <w:spacing w:val="0"/>
-          <w:color w:val="0E121D"/>
-        </w:rPr>
-        <w:t xml:space="preserve">提交 f7d20bf、f0ab18a、af458e7 和 8c98f36 记录了 LSTM 实现、软件包重构、日期对齐修正和扩展评价。</w:t>
+        <w:t xml:space="preserve">Git 确认</w:t>
+      </w:r>
+    </w:p>
+    <w:p>
+      <w:pPr/>
+      <w:r>
+        <w:rPr>
+          <w:rFonts w:ascii="Arial" w:hAnsi="Arial" w:cs="Arial"/>
+          <w:sz w:val="23"/>
+          <w:sz-cs w:val="23"/>
+          <w:spacing w:val="0"/>
+          <w:color w:val="0E121D"/>
+        </w:rPr>
+        <w:t xml:space="preserve">完成计划方法，重新整理文件，修正日期对应并扩展比较。</w:t>
       </w:r>
     </w:p>
     <w:p>
@@ -14737,72 +14607,20 @@
           <w:spacing w:val="0"/>
           <w:color w:val="0E121D"/>
         </w:rPr>
-        <w:t xml:space="preserve">生成输出和工作区证据</w:t>
-      </w:r>
-    </w:p>
-    <w:p>
-      <w:pPr/>
-      <w:r>
-        <w:rPr>
-          <w:rFonts w:ascii="Arial" w:hAnsi="Arial" w:cs="Arial"/>
-          <w:sz w:val="23"/>
-          <w:sz-cs w:val="23"/>
-          <w:spacing w:val="0"/>
-          <w:color w:val="0E121D"/>
-        </w:rPr>
-        <w:t xml:space="preserve">审计了似然顺序、滚动目标转换、缩放器范围和完整 K 线处理；生成了数据质量、扩展窗口、状态、bootstrap、OOB、置换和多随机种子证据。</w:t>
-      </w:r>
-    </w:p>
-    <w:p>
-      <w:pPr/>
-      <w:r>
-        <w:rPr>
-          <w:rFonts w:ascii="Arial" w:hAnsi="Arial" w:cs="Arial"/>
-          <w:sz w:val="23"/>
-          <w:sz-cs w:val="23"/>
-          <w:spacing w:val="0"/>
-          <w:color w:val="0E121D"/>
-        </w:rPr>
-        <w:t xml:space="preserve">PL-15.01-I</w:t>
-      </w:r>
-    </w:p>
-    <w:p>
-      <w:pPr/>
-      <w:r>
-        <w:rPr>
-          <w:rFonts w:ascii="Arial" w:hAnsi="Arial" w:cs="Arial"/>
-          <w:sz w:val="23"/>
-          <w:sz-cs w:val="23"/>
-          <w:spacing w:val="0"/>
-          <w:color w:val="0E121D"/>
-        </w:rPr>
-        <w:t xml:space="preserve">2026-07-15 至 2026-07-19</w:t>
-      </w:r>
-    </w:p>
-    <w:p>
-      <w:pPr/>
-      <w:r>
-        <w:rPr>
-          <w:rFonts w:ascii="Arial" w:hAnsi="Arial" w:cs="Arial"/>
-          <w:sz w:val="23"/>
-          <w:sz-cs w:val="23"/>
-          <w:spacing w:val="0"/>
-          <w:color w:val="0E121D"/>
-        </w:rPr>
-        <w:t xml:space="preserve">未保留单独的直接证据</w:t>
-      </w:r>
-    </w:p>
-    <w:p>
-      <w:pPr/>
-      <w:r>
-        <w:rPr>
-          <w:rFonts w:ascii="Arial" w:hAnsi="Arial" w:cs="Arial"/>
-          <w:sz w:val="23"/>
-          <w:sz-cs w:val="23"/>
-          <w:spacing w:val="0"/>
-          <w:color w:val="0E121D"/>
-        </w:rPr>
-        <w:t xml:space="preserve">不对这一时间段声称任何具体活动。</w:t>
+        <w:t xml:space="preserve">保存结果和工作区证据</w:t>
+      </w:r>
+    </w:p>
+    <w:p>
+      <w:pPr/>
+      <w:r>
+        <w:rPr>
+          <w:rFonts w:ascii="Arial" w:hAnsi="Arial" w:cs="Arial"/>
+          <w:sz w:val="23"/>
+          <w:sz-cs w:val="23"/>
+          <w:spacing w:val="0"/>
+          <w:color w:val="0E121D"/>
+        </w:rPr>
+        <w:t xml:space="preserve">完成重要计算与数据检查，随后进行了几种重复比较。</w:t>
       </w:r>
     </w:p>
     <w:p>
@@ -14841,20 +14659,20 @@
           <w:spacing w:val="0"/>
           <w:color w:val="0E121D"/>
         </w:rPr>
-        <w:t xml:space="preserve">最终生成元数据和测试运行</w:t>
-      </w:r>
-    </w:p>
-    <w:p>
-      <w:pPr/>
-      <w:r>
-        <w:rPr>
-          <w:rFonts w:ascii="Arial" w:hAnsi="Arial" w:cs="Arial"/>
-          <w:sz w:val="23"/>
-          <w:sz-cs w:val="23"/>
-          <w:spacing w:val="0"/>
-          <w:color w:val="0E121D"/>
-        </w:rPr>
-        <w:t xml:space="preserve">数据和完整流程再次刷新。API 返回 1,241 行；排除 1 个不完整行；保留截至 2026-07-19 的 1,240 根完整 K 线；39 项测试通过。</w:t>
+        <w:t xml:space="preserve">最终保存数据和检查运行</w:t>
+      </w:r>
+    </w:p>
+    <w:p>
+      <w:pPr/>
+      <w:r>
+        <w:rPr>
+          <w:rFonts w:ascii="Arial" w:hAnsi="Arial" w:cs="Arial"/>
+          <w:sz w:val="23"/>
+          <w:sz-cs w:val="23"/>
+          <w:spacing w:val="0"/>
+          <w:color w:val="0E121D"/>
+        </w:rPr>
+        <w:t xml:space="preserve">再次刷新项目；删除一个未完成日期，保留 1,240 个完整日期，并通过 39 项检查。</w:t>
       </w:r>
     </w:p>
     <w:p>
@@ -15643,7 +15461,7 @@
           <w:spacing w:val="0"/>
           <w:color w:val="1B3C5D"/>
         </w:rPr>
-        <w:t xml:space="preserve">PL-16.02 研究、技术与成果证据</w:t>
+        <w:t xml:space="preserve">PL-16.02 研究、项目与成果证据</w:t>
       </w:r>
     </w:p>
     <w:p>
@@ -15746,20 +15564,20 @@
           <w:spacing w:val="0"/>
           <w:color w:val="0E121D"/>
         </w:rPr>
-        <w:t xml:space="preserve">学术证据与批判性笔记</w:t>
-      </w:r>
-    </w:p>
-    <w:p>
-      <w:pPr/>
-      <w:r>
-        <w:rPr>
-          <w:rFonts w:ascii="Arial" w:hAnsi="Arial" w:cs="Arial"/>
-          <w:sz w:val="23"/>
-          <w:sz-cs w:val="23"/>
-          <w:spacing w:val="0"/>
-          <w:color w:val="0E121D"/>
-        </w:rPr>
-        <w:t xml:space="preserve">候选人应确认阅读和理解</w:t>
+        <w:t xml:space="preserve">阅读与批判性笔记</w:t>
+      </w:r>
+    </w:p>
+    <w:p>
+      <w:pPr/>
+      <w:r>
+        <w:rPr>
+          <w:rFonts w:ascii="Arial" w:hAnsi="Arial" w:cs="Arial"/>
+          <w:sz w:val="23"/>
+          <w:sz-cs w:val="23"/>
+          <w:spacing w:val="0"/>
+          <w:color w:val="0E121D"/>
+        </w:rPr>
+        <w:t xml:space="preserve">候选人应核对阅读情况和理解</w:t>
       </w:r>
     </w:p>
     <w:p>
@@ -15798,7 +15616,7 @@
           <w:spacing w:val="0"/>
           <w:color w:val="0E121D"/>
         </w:rPr>
-        <w:t xml:space="preserve">搜索决策</w:t>
+        <w:t xml:space="preserve">搜索决定</w:t>
       </w:r>
     </w:p>
     <w:p>
@@ -15863,7 +15681,7 @@
           <w:spacing w:val="0"/>
           <w:color w:val="0E121D"/>
         </w:rPr>
-        <w:t xml:space="preserve">候选人应确认身份、内容和提交相关性</w:t>
+        <w:t xml:space="preserve">候选人应核对身份、内容和相关性</w:t>
       </w:r>
     </w:p>
     <w:p>
@@ -15902,20 +15720,20 @@
           <w:spacing w:val="0"/>
           <w:color w:val="0E121D"/>
         </w:rPr>
-        <w:t xml:space="preserve">存档数据与目标构建</w:t>
-      </w:r>
-    </w:p>
-    <w:p>
-      <w:pPr/>
-      <w:r>
-        <w:rPr>
-          <w:rFonts w:ascii="Arial" w:hAnsi="Arial" w:cs="Arial"/>
-          <w:sz w:val="23"/>
-          <w:sz-cs w:val="23"/>
-          <w:spacing w:val="0"/>
-          <w:color w:val="0E121D"/>
-        </w:rPr>
-        <w:t xml:space="preserve">生成证据</w:t>
+        <w:t xml:space="preserve">原始数据和整理后数据</w:t>
+      </w:r>
+    </w:p>
+    <w:p>
+      <w:pPr/>
+      <w:r>
+        <w:rPr>
+          <w:rFonts w:ascii="Arial" w:hAnsi="Arial" w:cs="Arial"/>
+          <w:sz w:val="23"/>
+          <w:sz-cs w:val="23"/>
+          <w:spacing w:val="0"/>
+          <w:color w:val="0E121D"/>
+        </w:rPr>
+        <w:t xml:space="preserve">保存的项目证据</w:t>
       </w:r>
     </w:p>
     <w:p>
@@ -15941,33 +15759,33 @@
           <w:spacing w:val="0"/>
           <w:color w:val="0E121D"/>
         </w:rPr>
-        <w:t xml:space="preserve">code/epq_pipeline 和 code/tests</w:t>
-      </w:r>
-    </w:p>
-    <w:p>
-      <w:pPr/>
-      <w:r>
-        <w:rPr>
-          <w:rFonts w:ascii="Arial" w:hAnsi="Arial" w:cs="Arial"/>
-          <w:sz w:val="23"/>
-          <w:sz-cs w:val="23"/>
-          <w:spacing w:val="0"/>
-          <w:color w:val="0E121D"/>
-        </w:rPr>
-        <w:t xml:space="preserve">可复现实现与测试</w:t>
-      </w:r>
-    </w:p>
-    <w:p>
-      <w:pPr/>
-      <w:r>
-        <w:rPr>
-          <w:rFonts w:ascii="Arial" w:hAnsi="Arial" w:cs="Arial"/>
-          <w:sz w:val="23"/>
-          <w:sz-cs w:val="23"/>
-          <w:spacing w:val="0"/>
-          <w:color w:val="0E121D"/>
-        </w:rPr>
-        <w:t xml:space="preserve">必须披露 AI 协助并由候选人核验</w:t>
+        <w:t xml:space="preserve">code 文件夹和 test 文件夹</w:t>
+      </w:r>
+    </w:p>
+    <w:p>
+      <w:pPr/>
+      <w:r>
+        <w:rPr>
+          <w:rFonts w:ascii="Arial" w:hAnsi="Arial" w:cs="Arial"/>
+          <w:sz w:val="23"/>
+          <w:sz-cs w:val="23"/>
+          <w:spacing w:val="0"/>
+          <w:color w:val="0E121D"/>
+        </w:rPr>
+        <w:t xml:space="preserve">可重复的比较工作和检查</w:t>
+      </w:r>
+    </w:p>
+    <w:p>
+      <w:pPr/>
+      <w:r>
+        <w:rPr>
+          <w:rFonts w:ascii="Arial" w:hAnsi="Arial" w:cs="Arial"/>
+          <w:sz w:val="23"/>
+          <w:sz-cs w:val="23"/>
+          <w:spacing w:val="0"/>
+          <w:color w:val="0E121D"/>
+        </w:rPr>
+        <w:t xml:space="preserve">必须披露 AI 协助和候选人核验</w:t>
       </w:r>
     </w:p>
     <w:p>
@@ -16006,20 +15824,20 @@
           <w:spacing w:val="0"/>
           <w:color w:val="0E121D"/>
         </w:rPr>
-        <w:t xml:space="preserve">运行设计、样本和时间戳</w:t>
-      </w:r>
-    </w:p>
-    <w:p>
-      <w:pPr/>
-      <w:r>
-        <w:rPr>
-          <w:rFonts w:ascii="Arial" w:hAnsi="Arial" w:cs="Arial"/>
-          <w:sz w:val="23"/>
-          <w:sz-cs w:val="23"/>
-          <w:spacing w:val="0"/>
-          <w:color w:val="0E121D"/>
-        </w:rPr>
-        <w:t xml:space="preserve">规范生成的运行元数据</w:t>
+        <w:t xml:space="preserve">日期和整体运行记录</w:t>
+      </w:r>
+    </w:p>
+    <w:p>
+      <w:pPr/>
+      <w:r>
+        <w:rPr>
+          <w:rFonts w:ascii="Arial" w:hAnsi="Arial" w:cs="Arial"/>
+          <w:sz w:val="23"/>
+          <w:sz-cs w:val="23"/>
+          <w:spacing w:val="0"/>
+          <w:color w:val="0E121D"/>
+        </w:rPr>
+        <w:t xml:space="preserve">主要保存的运行信息</w:t>
       </w:r>
     </w:p>
     <w:p>
@@ -16071,7 +15889,7 @@
           <w:spacing w:val="0"/>
           <w:color w:val="0E121D"/>
         </w:rPr>
-        <w:t xml:space="preserve">最终运行后的规范生成输出</w:t>
+        <w:t xml:space="preserve">最终运行后的保存结果</w:t>
       </w:r>
     </w:p>
     <w:p>
@@ -16097,33 +15915,33 @@
           <w:spacing w:val="0"/>
           <w:color w:val="0E121D"/>
         </w:rPr>
-        <w:t xml:space="preserve">code/outputs 稳健性和诊断文件</w:t>
-      </w:r>
-    </w:p>
-    <w:p>
-      <w:pPr/>
-      <w:r>
-        <w:rPr>
-          <w:rFonts w:ascii="Arial" w:hAnsi="Arial" w:cs="Arial"/>
-          <w:sz w:val="23"/>
-          <w:sz-cs w:val="23"/>
-          <w:spacing w:val="0"/>
-          <w:color w:val="0E121D"/>
-        </w:rPr>
-        <w:t xml:space="preserve">稳健性、不确定性和模型诊断</w:t>
-      </w:r>
-    </w:p>
-    <w:p>
-      <w:pPr/>
-      <w:r>
-        <w:rPr>
-          <w:rFonts w:ascii="Arial" w:hAnsi="Arial" w:cs="Arial"/>
-          <w:sz w:val="23"/>
-          <w:sz-cs w:val="23"/>
-          <w:spacing w:val="0"/>
-          <w:color w:val="0E121D"/>
-        </w:rPr>
-        <w:t xml:space="preserve">支持性生成输出</w:t>
+        <w:t xml:space="preserve">code/outputs 中的其他文件</w:t>
+      </w:r>
+    </w:p>
+    <w:p>
+      <w:pPr/>
+      <w:r>
+        <w:rPr>
+          <w:rFonts w:ascii="Arial" w:hAnsi="Arial" w:cs="Arial"/>
+          <w:sz w:val="23"/>
+          <w:sz-cs w:val="23"/>
+          <w:spacing w:val="0"/>
+          <w:color w:val="0E121D"/>
+        </w:rPr>
+        <w:t xml:space="preserve">额外比较和检查证据</w:t>
+      </w:r>
+    </w:p>
+    <w:p>
+      <w:pPr/>
+      <w:r>
+        <w:rPr>
+          <w:rFonts w:ascii="Arial" w:hAnsi="Arial" w:cs="Arial"/>
+          <w:sz w:val="23"/>
+          <w:sz-cs w:val="23"/>
+          <w:spacing w:val="0"/>
+          <w:color w:val="0E121D"/>
+        </w:rPr>
+        <w:t xml:space="preserve">补充保存结果</w:t>
       </w:r>
     </w:p>
     <w:p>
@@ -16175,7 +15993,7 @@
           <w:spacing w:val="0"/>
           <w:color w:val="0E121D"/>
         </w:rPr>
-        <w:t xml:space="preserve">等待同步最终词数和措辞</w:t>
+        <w:t xml:space="preserve">需要检查最终字数和表述</w:t>
       </w:r>
     </w:p>
     <w:p>
@@ -16201,7 +16019,7 @@
           <w:spacing w:val="0"/>
           <w:color w:val="0E121D"/>
         </w:rPr>
-        <w:t xml:space="preserve">presentation 材料</w:t>
+        <w:t xml:space="preserve">展示材料</w:t>
       </w:r>
     </w:p>
     <w:p>
@@ -16227,20 +16045,7 @@
           <w:spacing w:val="0"/>
           <w:color w:val="0E121D"/>
         </w:rPr>
-        <w:t xml:space="preserve">仍需展示交付证据</w:t>
-      </w:r>
-    </w:p>
-    <w:p>
-      <w:pPr/>
-      <w:r>
-        <w:rPr>
-          <w:rFonts w:ascii="Arial" w:hAnsi="Arial" w:cs="Arial"/>
-          <w:sz w:val="28"/>
-          <w:sz-cs w:val="28"/>
-          <w:spacing w:val="0"/>
-          <w:color w:val="6D6D6D"/>
-        </w:rPr>
-        <w:t xml:space="preserve"/>
+        <w:t xml:space="preserve">仍需实际完成证据</w:t>
       </w:r>
     </w:p>
     <w:p>
